--- a/1пр.docx
+++ b/1пр.docx
@@ -9,1229 +9,27 @@
         <w:rPr>
           <w:b/>
           <w:bCs/>
-        </w:rPr>
-      </w:pPr>
+          <w:lang w:val="en-US"/>
+        </w:rPr>
+      </w:pPr>
+      <w:hyperlink r:id="rId5" w:history="1">
+        <w:r>
+          <w:rPr>
+            <w:rStyle w:val="ae"/>
+            <w:b/>
+            <w:bCs/>
+          </w:rPr>
+          <w:t>https://chat.deepseek.com/share/wy85ev86bnbyshnxum</w:t>
+        </w:r>
+      </w:hyperlink>
       <w:r>
         <w:rPr>
           <w:b/>
           <w:bCs/>
         </w:rPr>
-        <w:t>1. Определение бизнес-логики</w:t>
-      </w:r>
-    </w:p>
-    <w:p>
-      <w:r>
-        <w:rPr>
-          <w:b/>
-          <w:bCs/>
-        </w:rPr>
-        <w:t>Какие задачи должен выполнять пользователь?</w:t>
-      </w:r>
-    </w:p>
-    <w:p>
-      <w:pPr>
-        <w:numPr>
-          <w:ilvl w:val="0"/>
-          <w:numId w:val="1"/>
-        </w:numPr>
-      </w:pPr>
-      <w:r>
-        <w:t>Смотреть список пород кошек с фото</w:t>
-      </w:r>
-    </w:p>
-    <w:p>
-      <w:pPr>
-        <w:numPr>
-          <w:ilvl w:val="0"/>
-          <w:numId w:val="1"/>
-        </w:numPr>
-      </w:pPr>
-      <w:r>
-        <w:t>Искать породу по названию</w:t>
-      </w:r>
-    </w:p>
-    <w:p>
-      <w:pPr>
-        <w:numPr>
-          <w:ilvl w:val="0"/>
-          <w:numId w:val="1"/>
-        </w:numPr>
-      </w:pPr>
-      <w:r>
-        <w:t>Открывать страницу породы и читать описание</w:t>
-      </w:r>
-    </w:p>
-    <w:p>
-      <w:pPr>
-        <w:numPr>
-          <w:ilvl w:val="0"/>
-          <w:numId w:val="1"/>
-        </w:numPr>
-      </w:pPr>
-      <w:r>
-        <w:t>Смотреть рейтинг популярности породы</w:t>
-      </w:r>
-    </w:p>
-    <w:p>
-      <w:pPr>
-        <w:numPr>
-          <w:ilvl w:val="0"/>
-          <w:numId w:val="1"/>
-        </w:numPr>
-      </w:pPr>
-      <w:r>
-        <w:t>Регистрироваться и входить в приложение</w:t>
-      </w:r>
-    </w:p>
-    <w:p>
-      <w:pPr>
-        <w:numPr>
-          <w:ilvl w:val="0"/>
-          <w:numId w:val="1"/>
-        </w:numPr>
-      </w:pPr>
-      <w:r>
-        <w:t>Выходить из аккаунта</w:t>
-      </w:r>
-    </w:p>
-    <w:p>
-      <w:pPr>
-        <w:numPr>
-          <w:ilvl w:val="0"/>
-          <w:numId w:val="1"/>
-        </w:numPr>
-      </w:pPr>
-      <w:r>
-        <w:t>Добавлять породу в избранное</w:t>
-      </w:r>
-    </w:p>
-    <w:p>
-      <w:pPr>
-        <w:numPr>
-          <w:ilvl w:val="0"/>
-          <w:numId w:val="1"/>
-        </w:numPr>
-      </w:pPr>
-      <w:r>
-        <w:t>Удалять породу из избранного</w:t>
-      </w:r>
-    </w:p>
-    <w:p>
-      <w:pPr>
-        <w:numPr>
-          <w:ilvl w:val="0"/>
-          <w:numId w:val="1"/>
-        </w:numPr>
-      </w:pPr>
-      <w:r>
-        <w:t>Смотреть список избранных пород</w:t>
-      </w:r>
-    </w:p>
-    <w:p>
-      <w:pPr>
-        <w:numPr>
-          <w:ilvl w:val="0"/>
-          <w:numId w:val="1"/>
-        </w:numPr>
-      </w:pPr>
-      <w:r>
-        <w:t>Загружать фото кошки и распознавать её породу</w:t>
-      </w:r>
-    </w:p>
-    <w:p>
-      <w:pPr>
-        <w:ind w:left="720" w:firstLine="0"/>
-        <w:rPr>
-          <w:b/>
-          <w:bCs/>
-        </w:rPr>
-      </w:pPr>
-    </w:p>
-    <w:p>
-      <w:pPr>
-        <w:ind w:left="720" w:firstLine="0"/>
-      </w:pPr>
-      <w:r>
-        <w:rPr>
-          <w:b/>
-          <w:bCs/>
-        </w:rPr>
-        <w:t>Каковы требования к функциональности?</w:t>
-      </w:r>
-    </w:p>
-    <w:p>
-      <w:pPr>
-        <w:numPr>
-          <w:ilvl w:val="0"/>
-          <w:numId w:val="2"/>
-        </w:numPr>
-      </w:pPr>
-      <w:r>
-        <w:t>Авторизация — вход и регистрация по email и паролю.</w:t>
-      </w:r>
-    </w:p>
-    <w:p>
-      <w:pPr>
-        <w:numPr>
-          <w:ilvl w:val="0"/>
-          <w:numId w:val="2"/>
-        </w:numPr>
-      </w:pPr>
-      <w:r>
-        <w:t>Внешний сервис — запрос к TheCatAPI, ответ в формате JSON.</w:t>
-      </w:r>
-    </w:p>
-    <w:p>
-      <w:pPr>
-        <w:numPr>
-          <w:ilvl w:val="0"/>
-          <w:numId w:val="2"/>
-        </w:numPr>
-      </w:pPr>
-      <w:r>
-        <w:t>База данных — хранение избранных пород локально.</w:t>
-      </w:r>
-    </w:p>
-    <w:p>
-      <w:pPr>
-        <w:numPr>
-          <w:ilvl w:val="0"/>
-          <w:numId w:val="2"/>
-        </w:numPr>
-      </w:pPr>
-      <w:r>
-        <w:t>Список сущностей — лента пород с картинками.</w:t>
-      </w:r>
-    </w:p>
-    <w:p>
-      <w:pPr>
-        <w:numPr>
-          <w:ilvl w:val="0"/>
-          <w:numId w:val="2"/>
-        </w:numPr>
-      </w:pPr>
-      <w:r>
-        <w:t>Страница сущности — подробная информация о породе.</w:t>
-      </w:r>
-    </w:p>
-    <w:p>
-      <w:pPr>
-        <w:numPr>
-          <w:ilvl w:val="0"/>
-          <w:numId w:val="2"/>
-        </w:numPr>
-      </w:pPr>
-      <w:r>
-        <w:t>Разные права — гость только смотрит, авторизованный сохраняет и распознаёт.</w:t>
-      </w:r>
-    </w:p>
-    <w:p>
-      <w:pPr>
-        <w:numPr>
-          <w:ilvl w:val="0"/>
-          <w:numId w:val="2"/>
-        </w:numPr>
-      </w:pPr>
-      <w:r>
-        <w:t>ML-модель — MobileNetV2 (TensorFlow Lite) для распознавания породы по фото.</w:t>
-      </w:r>
-    </w:p>
-    <w:p/>
-    <w:p>
-      <w:r>
-        <w:rPr>
-          <w:b/>
-          <w:bCs/>
-        </w:rPr>
-        <w:t>Какие данные используются или изменяются?</w:t>
-      </w:r>
-    </w:p>
-    <w:p>
-      <w:pPr>
-        <w:rPr>
-          <w:i/>
-          <w:iCs/>
-        </w:rPr>
-      </w:pPr>
-      <w:r>
-        <w:rPr>
-          <w:i/>
-          <w:iCs/>
-        </w:rPr>
-        <w:t>Используются:</w:t>
-      </w:r>
-    </w:p>
-    <w:p>
-      <w:pPr>
-        <w:numPr>
-          <w:ilvl w:val="0"/>
-          <w:numId w:val="3"/>
-        </w:numPr>
-      </w:pPr>
-      <w:r>
-        <w:t>данные о породах с TheCatAPI (название, описание, фото, рейтинг)</w:t>
-      </w:r>
-    </w:p>
-    <w:p>
-      <w:pPr>
-        <w:numPr>
-          <w:ilvl w:val="0"/>
-          <w:numId w:val="3"/>
-        </w:numPr>
-      </w:pPr>
-      <w:r>
-        <w:t>список избранного из БД</w:t>
-      </w:r>
-    </w:p>
-    <w:p>
-      <w:pPr>
-        <w:numPr>
-          <w:ilvl w:val="0"/>
-          <w:numId w:val="3"/>
-        </w:numPr>
-      </w:pPr>
-      <w:r>
-        <w:t>результат распознавания от ML-модели</w:t>
-      </w:r>
-    </w:p>
-    <w:p>
-      <w:pPr>
-        <w:rPr>
-          <w:i/>
-          <w:iCs/>
-        </w:rPr>
-      </w:pPr>
-      <w:r>
-        <w:rPr>
-          <w:i/>
-          <w:iCs/>
-        </w:rPr>
-        <w:t>Изменяются:</w:t>
-      </w:r>
-    </w:p>
-    <w:p>
-      <w:pPr>
-        <w:numPr>
-          <w:ilvl w:val="0"/>
-          <w:numId w:val="4"/>
-        </w:numPr>
-      </w:pPr>
-      <w:r>
-        <w:lastRenderedPageBreak/>
-        <w:t>при регистрации — создаётся пользователь</w:t>
-      </w:r>
-    </w:p>
-    <w:p>
-      <w:pPr>
-        <w:numPr>
-          <w:ilvl w:val="0"/>
-          <w:numId w:val="4"/>
-        </w:numPr>
-      </w:pPr>
-      <w:r>
-        <w:t>при добавлении в избранное — новая запись в БД</w:t>
-      </w:r>
-    </w:p>
-    <w:p>
-      <w:pPr>
-        <w:numPr>
-          <w:ilvl w:val="0"/>
-          <w:numId w:val="4"/>
-        </w:numPr>
-      </w:pPr>
-      <w:r>
-        <w:t>при удалении из избранного — запись удаляется</w:t>
-      </w:r>
-    </w:p>
-    <w:p/>
-    <w:p>
-      <w:pPr>
-        <w:ind w:firstLine="0"/>
-        <w:jc w:val="center"/>
-        <w:rPr>
-          <w:b/>
-          <w:bCs/>
-        </w:rPr>
-      </w:pPr>
-      <w:r>
-        <w:rPr>
-          <w:b/>
-          <w:bCs/>
-        </w:rPr>
-        <w:t>2. Идентификация сущностей (Entities)</w:t>
-      </w:r>
-    </w:p>
-    <w:p>
-      <w:r>
-        <w:rPr>
-          <w:b/>
-          <w:bCs/>
-        </w:rPr>
-        <w:t>Какие объекты домена будут задействованы?</w:t>
-      </w:r>
-    </w:p>
-    <w:p>
-      <w:pPr>
-        <w:numPr>
-          <w:ilvl w:val="0"/>
-          <w:numId w:val="5"/>
-        </w:numPr>
-      </w:pPr>
-      <w:r>
-        <w:rPr>
-          <w:b/>
-          <w:bCs/>
-        </w:rPr>
-        <w:t>CatBreed</w:t>
-      </w:r>
-      <w:r>
-        <w:t xml:space="preserve"> (Порода кошки) — главная сущность приложения.</w:t>
-      </w:r>
-    </w:p>
-    <w:p>
-      <w:pPr>
-        <w:numPr>
-          <w:ilvl w:val="1"/>
-          <w:numId w:val="5"/>
-        </w:numPr>
-        <w:rPr>
-          <w:lang w:val="en-US"/>
-        </w:rPr>
-      </w:pPr>
-      <w:r>
-        <w:t>Поля</w:t>
-      </w:r>
-      <w:r>
-        <w:rPr>
-          <w:lang w:val="en-US"/>
-        </w:rPr>
-        <w:t>: id, name, description, temperament, origin, lifeSpan, weight, imageUrl.</w:t>
-      </w:r>
-    </w:p>
-    <w:p>
-      <w:pPr>
-        <w:numPr>
-          <w:ilvl w:val="0"/>
-          <w:numId w:val="5"/>
-        </w:numPr>
-      </w:pPr>
-      <w:r>
-        <w:rPr>
-          <w:b/>
-          <w:bCs/>
-        </w:rPr>
-        <w:t>User</w:t>
-      </w:r>
-      <w:r>
-        <w:t xml:space="preserve"> (Пользователь) — тот, кто пользуется приложением.</w:t>
-      </w:r>
-    </w:p>
-    <w:p>
-      <w:pPr>
-        <w:numPr>
-          <w:ilvl w:val="1"/>
-          <w:numId w:val="5"/>
-        </w:numPr>
-      </w:pPr>
-      <w:r>
-        <w:t>Поля: id, email, passwordHash.</w:t>
-      </w:r>
-    </w:p>
-    <w:p>
-      <w:pPr>
-        <w:numPr>
-          <w:ilvl w:val="0"/>
-          <w:numId w:val="5"/>
-        </w:numPr>
-      </w:pPr>
-      <w:r>
-        <w:rPr>
-          <w:b/>
-          <w:bCs/>
-        </w:rPr>
-        <w:t>Favorite</w:t>
-      </w:r>
-      <w:r>
-        <w:t xml:space="preserve"> (Избранное) — связь между пользователем и породой.</w:t>
-      </w:r>
-    </w:p>
-    <w:p>
-      <w:pPr>
-        <w:numPr>
-          <w:ilvl w:val="1"/>
-          <w:numId w:val="5"/>
-        </w:numPr>
-        <w:rPr>
-          <w:lang w:val="en-US"/>
-        </w:rPr>
-      </w:pPr>
-      <w:r>
-        <w:t>Поля</w:t>
-      </w:r>
-      <w:r>
-        <w:rPr>
-          <w:lang w:val="en-US"/>
-        </w:rPr>
-        <w:t>: id, userId, breedId, dateAdded.</w:t>
-      </w:r>
-    </w:p>
-    <w:p>
-      <w:pPr>
-        <w:numPr>
-          <w:ilvl w:val="0"/>
-          <w:numId w:val="5"/>
-        </w:numPr>
-      </w:pPr>
-      <w:r>
-        <w:rPr>
-          <w:b/>
-          <w:bCs/>
-        </w:rPr>
-        <w:t>RecognitionResult</w:t>
-      </w:r>
-      <w:r>
-        <w:t xml:space="preserve"> (Результат распознавания) — то, что вернула ML-модель.</w:t>
-      </w:r>
-    </w:p>
-    <w:p>
-      <w:pPr>
-        <w:numPr>
-          <w:ilvl w:val="1"/>
-          <w:numId w:val="5"/>
-        </w:numPr>
-      </w:pPr>
-      <w:r>
-        <w:t>Поля: breedName, confidence.</w:t>
-      </w:r>
-    </w:p>
-    <w:p/>
-    <w:p>
-      <w:r>
-        <w:rPr>
-          <w:b/>
-          <w:bCs/>
-        </w:rPr>
-        <w:t>Какие правила или условия должны соблюдаться?</w:t>
-      </w:r>
-    </w:p>
-    <w:p>
-      <w:pPr>
-        <w:numPr>
-          <w:ilvl w:val="0"/>
-          <w:numId w:val="6"/>
-        </w:numPr>
-      </w:pPr>
-      <w:r>
-        <w:t>Порода не может быть добавлена в избранное дважды одним пользователем.</w:t>
-      </w:r>
-    </w:p>
-    <w:p>
-      <w:pPr>
-        <w:numPr>
-          <w:ilvl w:val="0"/>
-          <w:numId w:val="6"/>
-        </w:numPr>
-      </w:pPr>
-      <w:r>
-        <w:t>Гость не может добавлять в избранное — только авторизованный.</w:t>
-      </w:r>
-    </w:p>
-    <w:p>
-      <w:pPr>
-        <w:numPr>
-          <w:ilvl w:val="0"/>
-          <w:numId w:val="6"/>
-        </w:numPr>
-      </w:pPr>
-      <w:r>
-        <w:t>Нельзя зарегистрироваться с уже существующим email.</w:t>
-      </w:r>
-    </w:p>
-    <w:p>
-      <w:pPr>
-        <w:numPr>
-          <w:ilvl w:val="0"/>
-          <w:numId w:val="6"/>
-        </w:numPr>
-      </w:pPr>
-      <w:r>
-        <w:t>Пароль должен быть не короче 6 символов.</w:t>
-      </w:r>
-    </w:p>
-    <w:p>
-      <w:pPr>
-        <w:numPr>
-          <w:ilvl w:val="0"/>
-          <w:numId w:val="6"/>
-        </w:numPr>
-      </w:pPr>
-      <w:r>
-        <w:t>Распознавание работает только с загруженным фото.</w:t>
-      </w:r>
-    </w:p>
-    <w:p>
-      <w:pPr>
-        <w:numPr>
-          <w:ilvl w:val="0"/>
-          <w:numId w:val="6"/>
-        </w:numPr>
-      </w:pPr>
-      <w:r>
-        <w:t>Если фото не выбрано — кнопка распознавания неактивна.</w:t>
-      </w:r>
-    </w:p>
-    <w:p>
-      <w:pPr>
-        <w:numPr>
-          <w:ilvl w:val="0"/>
-          <w:numId w:val="6"/>
-        </w:numPr>
-      </w:pPr>
-      <w:r>
-        <w:t>Удалить из избранного может только тот пользователь, который добавил.</w:t>
-      </w:r>
-    </w:p>
-    <w:p/>
-    <w:p>
-      <w:pPr>
-        <w:ind w:firstLine="0"/>
-        <w:jc w:val="center"/>
-        <w:rPr>
-          <w:b/>
-          <w:bCs/>
-        </w:rPr>
-      </w:pPr>
-      <w:r>
-        <w:rPr>
-          <w:b/>
-          <w:bCs/>
-        </w:rPr>
-        <w:t>3. Определение границ (Boundaries)</w:t>
-      </w:r>
-    </w:p>
-    <w:p>
-      <w:r>
-        <w:rPr>
-          <w:b/>
-          <w:bCs/>
-        </w:rPr>
-        <w:t>Где проходит граница между внешним и внутренним?</w:t>
-      </w:r>
-    </w:p>
-    <w:p>
-      <w:pPr>
-        <w:rPr>
-          <w:i/>
-          <w:iCs/>
-        </w:rPr>
-      </w:pPr>
-      <w:r>
-        <w:rPr>
-          <w:i/>
-          <w:iCs/>
-        </w:rPr>
-        <w:lastRenderedPageBreak/>
-        <w:t>Внешнее (то, что вне приложения):</w:t>
-      </w:r>
-    </w:p>
-    <w:p>
-      <w:pPr>
-        <w:numPr>
-          <w:ilvl w:val="0"/>
-          <w:numId w:val="7"/>
-        </w:numPr>
-      </w:pPr>
-      <w:r>
-        <w:rPr>
-          <w:b/>
-          <w:bCs/>
-        </w:rPr>
-        <w:t>TheCatAPI</w:t>
-      </w:r>
-      <w:r>
-        <w:t xml:space="preserve"> — внешний сервер, отдаёт данные о породах в JSON.</w:t>
-      </w:r>
-    </w:p>
-    <w:p>
-      <w:pPr>
-        <w:numPr>
-          <w:ilvl w:val="0"/>
-          <w:numId w:val="7"/>
-        </w:numPr>
-      </w:pPr>
-      <w:r>
-        <w:rPr>
-          <w:b/>
-          <w:bCs/>
-        </w:rPr>
-        <w:t>Галерея телефона</w:t>
-      </w:r>
-      <w:r>
-        <w:t xml:space="preserve"> — оттуда пользователь берёт фото.</w:t>
-      </w:r>
-    </w:p>
-    <w:p>
-      <w:pPr>
-        <w:numPr>
-          <w:ilvl w:val="0"/>
-          <w:numId w:val="7"/>
-        </w:numPr>
-      </w:pPr>
-      <w:r>
-        <w:rPr>
-          <w:b/>
-          <w:bCs/>
-        </w:rPr>
-        <w:t>ML-модель</w:t>
-      </w:r>
-      <w:r>
-        <w:t xml:space="preserve"> — отдельный компонент, получает фото, отдаёт результат.</w:t>
-      </w:r>
-    </w:p>
-    <w:p>
-      <w:pPr>
-        <w:rPr>
-          <w:i/>
-          <w:iCs/>
-        </w:rPr>
-      </w:pPr>
-      <w:r>
-        <w:rPr>
-          <w:i/>
-          <w:iCs/>
-        </w:rPr>
-        <w:t>Внутреннее (то, что внутри приложения):</w:t>
-      </w:r>
-    </w:p>
-    <w:p>
-      <w:pPr>
-        <w:numPr>
-          <w:ilvl w:val="0"/>
-          <w:numId w:val="8"/>
-        </w:numPr>
-      </w:pPr>
-      <w:r>
-        <w:rPr>
-          <w:b/>
-          <w:bCs/>
-        </w:rPr>
-        <w:t>UI (экраны)</w:t>
-      </w:r>
-      <w:r>
-        <w:t xml:space="preserve"> — показывает данные пользователю.</w:t>
-      </w:r>
-    </w:p>
-    <w:p>
-      <w:pPr>
-        <w:numPr>
-          <w:ilvl w:val="0"/>
-          <w:numId w:val="8"/>
-        </w:numPr>
-      </w:pPr>
-      <w:r>
-        <w:rPr>
-          <w:b/>
-          <w:bCs/>
-        </w:rPr>
-        <w:t>Use Cases</w:t>
-      </w:r>
-      <w:r>
-        <w:t xml:space="preserve"> — бизнес-логика (добавить в избранное, распознать и т.д.).</w:t>
-      </w:r>
-    </w:p>
-    <w:p>
-      <w:pPr>
-        <w:numPr>
-          <w:ilvl w:val="0"/>
-          <w:numId w:val="8"/>
-        </w:numPr>
-      </w:pPr>
-      <w:r>
-        <w:rPr>
-          <w:b/>
-          <w:bCs/>
-        </w:rPr>
-        <w:t>Repository</w:t>
-      </w:r>
-      <w:r>
-        <w:t xml:space="preserve"> — посредник между приложением и данными.</w:t>
-      </w:r>
-    </w:p>
-    <w:p>
-      <w:pPr>
-        <w:numPr>
-          <w:ilvl w:val="0"/>
-          <w:numId w:val="8"/>
-        </w:numPr>
-      </w:pPr>
-      <w:r>
-        <w:rPr>
-          <w:b/>
-          <w:bCs/>
-        </w:rPr>
-        <w:t>База данных</w:t>
-      </w:r>
-      <w:r>
-        <w:t xml:space="preserve"> — хранит избранное и пользователей.</w:t>
-      </w:r>
-    </w:p>
-    <w:p/>
-    <w:p>
-      <w:r>
-        <w:rPr>
-          <w:b/>
-          <w:bCs/>
-        </w:rPr>
-        <w:t>Как приложение общается с внешним миром?</w:t>
-      </w:r>
-    </w:p>
-    <w:p>
-      <w:pPr>
-        <w:numPr>
-          <w:ilvl w:val="0"/>
-          <w:numId w:val="9"/>
-        </w:numPr>
-      </w:pPr>
-      <w:r>
-        <w:t>С TheCatAPI — через HTTP-запросы (интерфейс CatApiService).</w:t>
-      </w:r>
-    </w:p>
-    <w:p>
-      <w:pPr>
-        <w:numPr>
-          <w:ilvl w:val="0"/>
-          <w:numId w:val="9"/>
-        </w:numPr>
-      </w:pPr>
-      <w:r>
-        <w:t>С галереей — через системный запрос Intent (выбор фото).</w:t>
-      </w:r>
-    </w:p>
-    <w:p>
-      <w:pPr>
-        <w:numPr>
-          <w:ilvl w:val="0"/>
-          <w:numId w:val="9"/>
-        </w:numPr>
-      </w:pPr>
-      <w:r>
-        <w:t>С ML-моделью — через интерфейс BreedRecognizer.</w:t>
-      </w:r>
-    </w:p>
-    <w:p/>
-    <w:p>
-      <w:r>
-        <w:rPr>
-          <w:b/>
-          <w:bCs/>
-        </w:rPr>
-        <w:t>Что это даёт?</w:t>
-      </w:r>
-    </w:p>
-    <w:p>
-      <w:pPr>
-        <w:numPr>
-          <w:ilvl w:val="0"/>
-          <w:numId w:val="10"/>
-        </w:numPr>
-      </w:pPr>
-      <w:r>
-        <w:t>Бизнес-логика не знает, откуда приходят данные — из сети, из БД или от модели.</w:t>
-      </w:r>
-    </w:p>
-    <w:p>
-      <w:pPr>
-        <w:numPr>
-          <w:ilvl w:val="0"/>
-          <w:numId w:val="10"/>
-        </w:numPr>
-      </w:pPr>
-      <w:r>
-        <w:t>Любой внешний источник можно заменить, не трогая Use Cases.</w:t>
-      </w:r>
-    </w:p>
-    <w:p>
-      <w:pPr>
-        <w:numPr>
-          <w:ilvl w:val="0"/>
-          <w:numId w:val="10"/>
-        </w:numPr>
-      </w:pPr>
-      <w:r>
-        <w:t>Тестировать можно с заглушками (mock) вместо реальных сервисов.</w:t>
-      </w:r>
-    </w:p>
-    <w:p/>
-    <w:p>
-      <w:pPr>
-        <w:ind w:firstLine="0"/>
-        <w:jc w:val="center"/>
-        <w:rPr>
-          <w:b/>
-          <w:bCs/>
-        </w:rPr>
-      </w:pPr>
-      <w:r>
-        <w:rPr>
-          <w:b/>
-          <w:bCs/>
-        </w:rPr>
-        <w:t>4. Создание сценариев (Use Case Flow)</w:t>
-      </w:r>
-    </w:p>
-    <w:p>
-      <w:r>
-        <w:rPr>
-          <w:b/>
-          <w:bCs/>
-        </w:rPr>
-        <w:t>Какой основной поток операций?</w:t>
-      </w:r>
-    </w:p>
-    <w:p>
-      <w:r>
-        <w:rPr>
-          <w:b/>
-          <w:bCs/>
-        </w:rPr>
-        <w:t>Сценарий «Просмотр списка пород» (Гость):</w:t>
-      </w:r>
-    </w:p>
-    <w:p>
-      <w:pPr>
-        <w:numPr>
-          <w:ilvl w:val="0"/>
-          <w:numId w:val="11"/>
-        </w:numPr>
-      </w:pPr>
-      <w:r>
-        <w:t>Пользователь открывает приложение.</w:t>
-      </w:r>
-    </w:p>
-    <w:p>
-      <w:pPr>
-        <w:numPr>
-          <w:ilvl w:val="0"/>
-          <w:numId w:val="11"/>
-        </w:numPr>
-      </w:pPr>
-      <w:r>
-        <w:t>Система запрашивает список пород у TheCatAPI.</w:t>
-      </w:r>
-    </w:p>
-    <w:p>
-      <w:pPr>
-        <w:numPr>
-          <w:ilvl w:val="0"/>
-          <w:numId w:val="11"/>
-        </w:numPr>
-      </w:pPr>
-      <w:r>
-        <w:t>Система получает JSON и показывает карточки с фото.</w:t>
-      </w:r>
-    </w:p>
-    <w:p>
-      <w:pPr>
-        <w:numPr>
-          <w:ilvl w:val="0"/>
-          <w:numId w:val="11"/>
-        </w:numPr>
-      </w:pPr>
-      <w:r>
-        <w:t>Пользователь листает список.</w:t>
-      </w:r>
-    </w:p>
-    <w:p>
-      <w:r>
-        <w:rPr>
-          <w:b/>
-          <w:bCs/>
-        </w:rPr>
-        <w:t>Сценарий «Регистрация»:</w:t>
-      </w:r>
-    </w:p>
-    <w:p>
-      <w:pPr>
-        <w:numPr>
-          <w:ilvl w:val="0"/>
-          <w:numId w:val="12"/>
-        </w:numPr>
-      </w:pPr>
-      <w:r>
-        <w:t>Пользователь нажимает «Зарегистрироваться».</w:t>
-      </w:r>
-    </w:p>
-    <w:p>
-      <w:pPr>
-        <w:numPr>
-          <w:ilvl w:val="0"/>
-          <w:numId w:val="12"/>
-        </w:numPr>
-      </w:pPr>
-      <w:r>
-        <w:lastRenderedPageBreak/>
-        <w:t>Вводит email и пароль.</w:t>
-      </w:r>
-    </w:p>
-    <w:p>
-      <w:pPr>
-        <w:numPr>
-          <w:ilvl w:val="0"/>
-          <w:numId w:val="12"/>
-        </w:numPr>
-      </w:pPr>
-      <w:r>
-        <w:t>Система проверяет, что email не занят.</w:t>
-      </w:r>
-    </w:p>
-    <w:p>
-      <w:pPr>
-        <w:numPr>
-          <w:ilvl w:val="0"/>
-          <w:numId w:val="12"/>
-        </w:numPr>
-      </w:pPr>
-      <w:r>
-        <w:t>Система создаёт пользователя и открывает главный экран.</w:t>
-      </w:r>
-    </w:p>
-    <w:p>
-      <w:r>
-        <w:rPr>
-          <w:b/>
-          <w:bCs/>
-        </w:rPr>
-        <w:t>Сценарий «Добавление в избранное» (Авторизованный):</w:t>
-      </w:r>
-    </w:p>
-    <w:p>
-      <w:pPr>
-        <w:numPr>
-          <w:ilvl w:val="0"/>
-          <w:numId w:val="13"/>
-        </w:numPr>
-      </w:pPr>
-      <w:r>
-        <w:t>Пользователь открывает страницу породы.</w:t>
-      </w:r>
-    </w:p>
-    <w:p>
-      <w:pPr>
-        <w:numPr>
-          <w:ilvl w:val="0"/>
-          <w:numId w:val="13"/>
-        </w:numPr>
-      </w:pPr>
-      <w:r>
-        <w:t>Нажимает «В избранное».</w:t>
-      </w:r>
-    </w:p>
-    <w:p>
-      <w:pPr>
-        <w:numPr>
-          <w:ilvl w:val="0"/>
-          <w:numId w:val="13"/>
-        </w:numPr>
-      </w:pPr>
-      <w:r>
-        <w:t>Система сохраняет запись в БД.</w:t>
-      </w:r>
-    </w:p>
-    <w:p>
-      <w:pPr>
-        <w:numPr>
-          <w:ilvl w:val="0"/>
-          <w:numId w:val="13"/>
-        </w:numPr>
-      </w:pPr>
-      <w:r>
-        <w:t>Кнопка меняется на «Удалить из избранного».</w:t>
-      </w:r>
-    </w:p>
-    <w:p>
-      <w:r>
-        <w:rPr>
-          <w:b/>
-          <w:bCs/>
-        </w:rPr>
-        <w:t>Сценарий «Распознавание породы по фото» (Авторизованный):</w:t>
-      </w:r>
-    </w:p>
-    <w:p>
-      <w:pPr>
-        <w:numPr>
-          <w:ilvl w:val="0"/>
-          <w:numId w:val="14"/>
-        </w:numPr>
-      </w:pPr>
-      <w:r>
-        <w:t>Пользователь нажимает «Распознать породу».</w:t>
-      </w:r>
-    </w:p>
-    <w:p>
-      <w:pPr>
-        <w:numPr>
-          <w:ilvl w:val="0"/>
-          <w:numId w:val="14"/>
-        </w:numPr>
-      </w:pPr>
-      <w:r>
-        <w:t>Выбирает фото из галереи.</w:t>
-      </w:r>
-    </w:p>
-    <w:p>
-      <w:pPr>
-        <w:numPr>
-          <w:ilvl w:val="0"/>
-          <w:numId w:val="14"/>
-        </w:numPr>
-      </w:pPr>
-      <w:r>
-        <w:t>Система запускает ML-модель.</w:t>
-      </w:r>
-    </w:p>
-    <w:p>
-      <w:pPr>
-        <w:numPr>
-          <w:ilvl w:val="0"/>
-          <w:numId w:val="14"/>
-        </w:numPr>
-      </w:pPr>
-      <w:r>
-        <w:t>Модель возвращает название породы и вероятность.</w:t>
-      </w:r>
-    </w:p>
-    <w:p>
-      <w:pPr>
-        <w:numPr>
-          <w:ilvl w:val="0"/>
-          <w:numId w:val="14"/>
-        </w:numPr>
-      </w:pPr>
-      <w:r>
-        <w:t>Система показывает результат на экране.</w:t>
-      </w:r>
-    </w:p>
-    <w:p/>
-    <w:p>
-      <w:r>
-        <w:rPr>
-          <w:b/>
-          <w:bCs/>
-        </w:rPr>
-        <w:t>Какие условия или проверки должны выполняться?</w:t>
-      </w:r>
-    </w:p>
-    <w:p>
-      <w:pPr>
-        <w:numPr>
-          <w:ilvl w:val="0"/>
-          <w:numId w:val="15"/>
-        </w:numPr>
-      </w:pPr>
-      <w:r>
-        <w:t>Email не занят при регистрации.</w:t>
-      </w:r>
-    </w:p>
-    <w:p>
-      <w:pPr>
-        <w:numPr>
-          <w:ilvl w:val="0"/>
-          <w:numId w:val="15"/>
-        </w:numPr>
-      </w:pPr>
-      <w:r>
-        <w:t>Пароль не короче 6 символов.</w:t>
-      </w:r>
-    </w:p>
-    <w:p>
-      <w:pPr>
-        <w:numPr>
-          <w:ilvl w:val="0"/>
-          <w:numId w:val="15"/>
-        </w:numPr>
-      </w:pPr>
-      <w:r>
-        <w:t>Для добавления в избранное нужна авторизация.</w:t>
-      </w:r>
-    </w:p>
-    <w:p>
-      <w:pPr>
-        <w:numPr>
-          <w:ilvl w:val="0"/>
-          <w:numId w:val="15"/>
-        </w:numPr>
-      </w:pPr>
-      <w:r>
-        <w:t>Фото должно быть выбрано до запуска распознавания.</w:t>
-      </w:r>
-    </w:p>
-    <w:p/>
-    <w:p>
-      <w:r>
-        <w:rPr>
-          <w:b/>
-          <w:bCs/>
-        </w:rPr>
-        <w:t>Какие альтернативные или исключительные сценарии могут возникнуть?</w:t>
-      </w:r>
-    </w:p>
-    <w:p>
-      <w:pPr>
-        <w:numPr>
-          <w:ilvl w:val="0"/>
-          <w:numId w:val="16"/>
-        </w:numPr>
-      </w:pPr>
-      <w:r>
-        <w:t>Нет интернета → показать сообщение об ошибке.</w:t>
-      </w:r>
-    </w:p>
-    <w:p>
-      <w:pPr>
-        <w:numPr>
-          <w:ilvl w:val="0"/>
-          <w:numId w:val="16"/>
-        </w:numPr>
-      </w:pPr>
-      <w:r>
-        <w:t>TheCatAPI не отвечает → показать кэш или заглушку.</w:t>
-      </w:r>
-    </w:p>
-    <w:p>
-      <w:pPr>
-        <w:numPr>
-          <w:ilvl w:val="0"/>
-          <w:numId w:val="16"/>
-        </w:numPr>
-      </w:pPr>
-      <w:r>
-        <w:t>Фото не выбрано → кнопка распознавания неактивна.</w:t>
-      </w:r>
-    </w:p>
-    <w:p>
-      <w:pPr>
-        <w:numPr>
-          <w:ilvl w:val="0"/>
-          <w:numId w:val="16"/>
-        </w:numPr>
-      </w:pPr>
-      <w:r>
-        <w:t>Модель не уверена (низкая вероятность) → показать «Порода не определена».</w:t>
-      </w:r>
-    </w:p>
-    <w:p>
-      <w:pPr>
-        <w:numPr>
-          <w:ilvl w:val="0"/>
-          <w:numId w:val="16"/>
-        </w:numPr>
-      </w:pPr>
-      <w:r>
-        <w:t>Порода уже в избранном → кнопка сразу показывает «Удалить».</w:t>
-      </w:r>
-    </w:p>
-    <w:p/>
+        <w:t xml:space="preserve"> </w:t>
+      </w:r>
+    </w:p>
     <w:p>
       <w:pPr>
         <w:ind w:firstLine="0"/>
@@ -1242,51 +40,1281 @@
           <w:lang w:val="en-US"/>
         </w:rPr>
       </w:pPr>
+      <w:hyperlink r:id="rId6" w:history="1">
+        <w:r>
+          <w:rPr>
+            <w:rStyle w:val="ae"/>
+            <w:b/>
+            <w:bCs/>
+            <w:lang w:val="en-US"/>
+          </w:rPr>
+          <w:t>https://chat.deepseek.com/share/a93mb0u1jtab9dd58j</w:t>
+        </w:r>
+      </w:hyperlink>
       <w:r>
         <w:rPr>
           <w:b/>
           <w:bCs/>
           <w:lang w:val="en-US"/>
         </w:rPr>
-        <w:lastRenderedPageBreak/>
-        <w:t xml:space="preserve">5. </w:t>
-      </w:r>
-      <w:r>
+        <w:t xml:space="preserve"> </w:t>
+      </w:r>
+    </w:p>
+    <w:p>
+      <w:pPr>
+        <w:ind w:firstLine="0"/>
+        <w:jc w:val="center"/>
         <w:rPr>
           <w:b/>
           <w:bCs/>
         </w:rPr>
-        <w:t>Интерфейсы</w:t>
-      </w:r>
-      <w:r>
+      </w:pPr>
+      <w:r>
+        <w:rPr>
+          <w:b/>
+          <w:bCs/>
+        </w:rPr>
+        <w:t>1. Определение бизнес-логики</w:t>
+      </w:r>
+    </w:p>
+    <w:p>
+      <w:r>
+        <w:rPr>
+          <w:b/>
+          <w:bCs/>
+        </w:rPr>
+        <w:t>Какие задачи должен выполнять пользователь?</w:t>
+      </w:r>
+    </w:p>
+    <w:p>
+      <w:pPr>
+        <w:numPr>
+          <w:ilvl w:val="0"/>
+          <w:numId w:val="1"/>
+        </w:numPr>
+      </w:pPr>
+      <w:r>
+        <w:t>Смотреть список пород кошек с фото</w:t>
+      </w:r>
+    </w:p>
+    <w:p>
+      <w:pPr>
+        <w:numPr>
+          <w:ilvl w:val="0"/>
+          <w:numId w:val="1"/>
+        </w:numPr>
+      </w:pPr>
+      <w:r>
+        <w:t>Искать породу по названию</w:t>
+      </w:r>
+    </w:p>
+    <w:p>
+      <w:pPr>
+        <w:numPr>
+          <w:ilvl w:val="0"/>
+          <w:numId w:val="1"/>
+        </w:numPr>
+      </w:pPr>
+      <w:r>
+        <w:t>Открывать страницу породы и читать описание</w:t>
+      </w:r>
+    </w:p>
+    <w:p>
+      <w:pPr>
+        <w:numPr>
+          <w:ilvl w:val="0"/>
+          <w:numId w:val="1"/>
+        </w:numPr>
+      </w:pPr>
+      <w:r>
+        <w:t>Смотреть рейтинг популярности породы</w:t>
+      </w:r>
+    </w:p>
+    <w:p>
+      <w:pPr>
+        <w:numPr>
+          <w:ilvl w:val="0"/>
+          <w:numId w:val="1"/>
+        </w:numPr>
+      </w:pPr>
+      <w:r>
+        <w:t>Регистрироваться и входить в приложение</w:t>
+      </w:r>
+    </w:p>
+    <w:p>
+      <w:pPr>
+        <w:numPr>
+          <w:ilvl w:val="0"/>
+          <w:numId w:val="1"/>
+        </w:numPr>
+      </w:pPr>
+      <w:r>
+        <w:t>Выходить из аккаунта</w:t>
+      </w:r>
+    </w:p>
+    <w:p>
+      <w:pPr>
+        <w:numPr>
+          <w:ilvl w:val="0"/>
+          <w:numId w:val="1"/>
+        </w:numPr>
+      </w:pPr>
+      <w:r>
+        <w:t>Добавлять породу в избранное</w:t>
+      </w:r>
+    </w:p>
+    <w:p>
+      <w:pPr>
+        <w:numPr>
+          <w:ilvl w:val="0"/>
+          <w:numId w:val="1"/>
+        </w:numPr>
+      </w:pPr>
+      <w:r>
+        <w:t>Удалять породу из избранного</w:t>
+      </w:r>
+    </w:p>
+    <w:p>
+      <w:pPr>
+        <w:numPr>
+          <w:ilvl w:val="0"/>
+          <w:numId w:val="1"/>
+        </w:numPr>
+      </w:pPr>
+      <w:r>
+        <w:t>Смотреть список избранных пород</w:t>
+      </w:r>
+    </w:p>
+    <w:p>
+      <w:pPr>
+        <w:numPr>
+          <w:ilvl w:val="0"/>
+          <w:numId w:val="1"/>
+        </w:numPr>
+      </w:pPr>
+      <w:r>
+        <w:t>Загружать фото кошки и распознавать её породу</w:t>
+      </w:r>
+    </w:p>
+    <w:p>
+      <w:pPr>
+        <w:ind w:left="720" w:firstLine="0"/>
+        <w:rPr>
+          <w:b/>
+          <w:bCs/>
+        </w:rPr>
+      </w:pPr>
+    </w:p>
+    <w:p>
+      <w:pPr>
+        <w:ind w:left="720" w:firstLine="0"/>
+      </w:pPr>
+      <w:r>
+        <w:rPr>
+          <w:b/>
+          <w:bCs/>
+        </w:rPr>
+        <w:t>Каковы требования к функциональности?</w:t>
+      </w:r>
+    </w:p>
+    <w:p>
+      <w:pPr>
+        <w:numPr>
+          <w:ilvl w:val="0"/>
+          <w:numId w:val="2"/>
+        </w:numPr>
+      </w:pPr>
+      <w:r>
+        <w:t>Авторизация — вход и регистрация по email и паролю.</w:t>
+      </w:r>
+    </w:p>
+    <w:p>
+      <w:pPr>
+        <w:numPr>
+          <w:ilvl w:val="0"/>
+          <w:numId w:val="2"/>
+        </w:numPr>
+      </w:pPr>
+      <w:r>
+        <w:t>Внешний сервис — запрос к TheCatAPI, ответ в формате JSON.</w:t>
+      </w:r>
+    </w:p>
+    <w:p>
+      <w:pPr>
+        <w:numPr>
+          <w:ilvl w:val="0"/>
+          <w:numId w:val="2"/>
+        </w:numPr>
+      </w:pPr>
+      <w:r>
+        <w:t>База данных — хранение избранных пород локально.</w:t>
+      </w:r>
+    </w:p>
+    <w:p>
+      <w:pPr>
+        <w:numPr>
+          <w:ilvl w:val="0"/>
+          <w:numId w:val="2"/>
+        </w:numPr>
+      </w:pPr>
+      <w:r>
+        <w:t>Список сущностей — лента пород с картинками.</w:t>
+      </w:r>
+    </w:p>
+    <w:p>
+      <w:pPr>
+        <w:numPr>
+          <w:ilvl w:val="0"/>
+          <w:numId w:val="2"/>
+        </w:numPr>
+      </w:pPr>
+      <w:r>
+        <w:t>Страница сущности — подробная информация о породе.</w:t>
+      </w:r>
+    </w:p>
+    <w:p>
+      <w:pPr>
+        <w:numPr>
+          <w:ilvl w:val="0"/>
+          <w:numId w:val="2"/>
+        </w:numPr>
+      </w:pPr>
+      <w:r>
+        <w:t>Разные права — гость только смотрит, авторизованный сохраняет и распознаёт.</w:t>
+      </w:r>
+    </w:p>
+    <w:p>
+      <w:pPr>
+        <w:numPr>
+          <w:ilvl w:val="0"/>
+          <w:numId w:val="2"/>
+        </w:numPr>
+      </w:pPr>
+      <w:r>
+        <w:t>ML-модель — MobileNetV2 (TensorFlow Lite) для распознавания породы по фото.</w:t>
+      </w:r>
+    </w:p>
+    <w:p/>
+    <w:p>
+      <w:r>
+        <w:rPr>
+          <w:b/>
+          <w:bCs/>
+        </w:rPr>
+        <w:t>Какие данные используются или изменяются?</w:t>
+      </w:r>
+    </w:p>
+    <w:p>
+      <w:pPr>
+        <w:rPr>
+          <w:i/>
+          <w:iCs/>
+        </w:rPr>
+      </w:pPr>
+      <w:r>
+        <w:rPr>
+          <w:i/>
+          <w:iCs/>
+        </w:rPr>
+        <w:t>Используются:</w:t>
+      </w:r>
+    </w:p>
+    <w:p>
+      <w:pPr>
+        <w:numPr>
+          <w:ilvl w:val="0"/>
+          <w:numId w:val="3"/>
+        </w:numPr>
+      </w:pPr>
+      <w:r>
+        <w:t>данные о породах с TheCatAPI (название, описание, фото, рейтинг)</w:t>
+      </w:r>
+    </w:p>
+    <w:p>
+      <w:pPr>
+        <w:numPr>
+          <w:ilvl w:val="0"/>
+          <w:numId w:val="3"/>
+        </w:numPr>
+      </w:pPr>
+      <w:r>
+        <w:t>список избранного из БД</w:t>
+      </w:r>
+    </w:p>
+    <w:p>
+      <w:pPr>
+        <w:numPr>
+          <w:ilvl w:val="0"/>
+          <w:numId w:val="3"/>
+        </w:numPr>
+      </w:pPr>
+      <w:r>
+        <w:lastRenderedPageBreak/>
+        <w:t>результат распознавания от ML-модели</w:t>
+      </w:r>
+    </w:p>
+    <w:p>
+      <w:pPr>
+        <w:rPr>
+          <w:i/>
+          <w:iCs/>
+        </w:rPr>
+      </w:pPr>
+      <w:r>
+        <w:rPr>
+          <w:i/>
+          <w:iCs/>
+        </w:rPr>
+        <w:t>Изменяются:</w:t>
+      </w:r>
+    </w:p>
+    <w:p>
+      <w:pPr>
+        <w:numPr>
+          <w:ilvl w:val="0"/>
+          <w:numId w:val="4"/>
+        </w:numPr>
+      </w:pPr>
+      <w:r>
+        <w:t>при регистрации — создаётся пользователь</w:t>
+      </w:r>
+    </w:p>
+    <w:p>
+      <w:pPr>
+        <w:numPr>
+          <w:ilvl w:val="0"/>
+          <w:numId w:val="4"/>
+        </w:numPr>
+      </w:pPr>
+      <w:r>
+        <w:t>при добавлении в избранное — новая запись в БД</w:t>
+      </w:r>
+    </w:p>
+    <w:p>
+      <w:pPr>
+        <w:numPr>
+          <w:ilvl w:val="0"/>
+          <w:numId w:val="4"/>
+        </w:numPr>
+      </w:pPr>
+      <w:r>
+        <w:t>при удалении из избранного — запись удаляется</w:t>
+      </w:r>
+    </w:p>
+    <w:p/>
+    <w:p>
+      <w:pPr>
+        <w:ind w:firstLine="0"/>
+        <w:jc w:val="center"/>
+        <w:rPr>
+          <w:b/>
+          <w:bCs/>
+        </w:rPr>
+      </w:pPr>
+      <w:r>
+        <w:rPr>
+          <w:b/>
+          <w:bCs/>
+        </w:rPr>
+        <w:t>2. Идентификация сущностей (Entities)</w:t>
+      </w:r>
+    </w:p>
+    <w:p>
+      <w:r>
+        <w:rPr>
+          <w:b/>
+          <w:bCs/>
+        </w:rPr>
+        <w:t>Какие объекты домена будут задействованы?</w:t>
+      </w:r>
+    </w:p>
+    <w:p>
+      <w:pPr>
+        <w:numPr>
+          <w:ilvl w:val="0"/>
+          <w:numId w:val="5"/>
+        </w:numPr>
+      </w:pPr>
+      <w:r>
+        <w:rPr>
+          <w:b/>
+          <w:bCs/>
+        </w:rPr>
+        <w:t>CatBreed</w:t>
+      </w:r>
+      <w:r>
+        <w:t xml:space="preserve"> (Порода кошки) — главная сущность приложения.</w:t>
+      </w:r>
+    </w:p>
+    <w:p>
+      <w:pPr>
+        <w:numPr>
+          <w:ilvl w:val="1"/>
+          <w:numId w:val="5"/>
+        </w:numPr>
+        <w:rPr>
+          <w:lang w:val="en-US"/>
+        </w:rPr>
+      </w:pPr>
+      <w:r>
+        <w:t>Поля</w:t>
+      </w:r>
+      <w:r>
+        <w:rPr>
+          <w:lang w:val="en-US"/>
+        </w:rPr>
+        <w:t>: id, name, description, temperament, origin, lifeSpan, weight, imageUrl.</w:t>
+      </w:r>
+    </w:p>
+    <w:p>
+      <w:pPr>
+        <w:numPr>
+          <w:ilvl w:val="0"/>
+          <w:numId w:val="5"/>
+        </w:numPr>
+      </w:pPr>
+      <w:r>
+        <w:rPr>
+          <w:b/>
+          <w:bCs/>
+        </w:rPr>
+        <w:t>User</w:t>
+      </w:r>
+      <w:r>
+        <w:t xml:space="preserve"> (Пользователь) — тот, кто пользуется приложением.</w:t>
+      </w:r>
+    </w:p>
+    <w:p>
+      <w:pPr>
+        <w:numPr>
+          <w:ilvl w:val="1"/>
+          <w:numId w:val="5"/>
+        </w:numPr>
+      </w:pPr>
+      <w:r>
+        <w:t>Поля: id, email, passwordHash.</w:t>
+      </w:r>
+    </w:p>
+    <w:p>
+      <w:pPr>
+        <w:numPr>
+          <w:ilvl w:val="0"/>
+          <w:numId w:val="5"/>
+        </w:numPr>
+      </w:pPr>
+      <w:r>
+        <w:rPr>
+          <w:b/>
+          <w:bCs/>
+        </w:rPr>
+        <w:t>Favorite</w:t>
+      </w:r>
+      <w:r>
+        <w:t xml:space="preserve"> (Избранное) — связь между пользователем и породой.</w:t>
+      </w:r>
+    </w:p>
+    <w:p>
+      <w:pPr>
+        <w:numPr>
+          <w:ilvl w:val="1"/>
+          <w:numId w:val="5"/>
+        </w:numPr>
+        <w:rPr>
+          <w:lang w:val="en-US"/>
+        </w:rPr>
+      </w:pPr>
+      <w:r>
+        <w:t>Поля</w:t>
+      </w:r>
+      <w:r>
+        <w:rPr>
+          <w:lang w:val="en-US"/>
+        </w:rPr>
+        <w:t>: id, userId, breedId, dateAdded.</w:t>
+      </w:r>
+    </w:p>
+    <w:p>
+      <w:pPr>
+        <w:numPr>
+          <w:ilvl w:val="0"/>
+          <w:numId w:val="5"/>
+        </w:numPr>
+      </w:pPr>
+      <w:r>
+        <w:rPr>
+          <w:b/>
+          <w:bCs/>
+        </w:rPr>
+        <w:t>RecognitionResult</w:t>
+      </w:r>
+      <w:r>
+        <w:t xml:space="preserve"> (Результат распознавания) — то, что вернула ML-модель.</w:t>
+      </w:r>
+    </w:p>
+    <w:p>
+      <w:pPr>
+        <w:numPr>
+          <w:ilvl w:val="1"/>
+          <w:numId w:val="5"/>
+        </w:numPr>
+      </w:pPr>
+      <w:r>
+        <w:t>Поля: breedName, confidence.</w:t>
+      </w:r>
+    </w:p>
+    <w:p/>
+    <w:p>
+      <w:r>
+        <w:rPr>
+          <w:b/>
+          <w:bCs/>
+        </w:rPr>
+        <w:t>Какие правила или условия должны соблюдаться?</w:t>
+      </w:r>
+    </w:p>
+    <w:p>
+      <w:pPr>
+        <w:numPr>
+          <w:ilvl w:val="0"/>
+          <w:numId w:val="6"/>
+        </w:numPr>
+      </w:pPr>
+      <w:r>
+        <w:t>Порода не может быть добавлена в избранное дважды одним пользователем.</w:t>
+      </w:r>
+    </w:p>
+    <w:p>
+      <w:pPr>
+        <w:numPr>
+          <w:ilvl w:val="0"/>
+          <w:numId w:val="6"/>
+        </w:numPr>
+      </w:pPr>
+      <w:r>
+        <w:t>Гость не может добавлять в избранное — только авторизованный.</w:t>
+      </w:r>
+    </w:p>
+    <w:p>
+      <w:pPr>
+        <w:numPr>
+          <w:ilvl w:val="0"/>
+          <w:numId w:val="6"/>
+        </w:numPr>
+      </w:pPr>
+      <w:r>
+        <w:t>Нельзя зарегистрироваться с уже существующим email.</w:t>
+      </w:r>
+    </w:p>
+    <w:p>
+      <w:pPr>
+        <w:numPr>
+          <w:ilvl w:val="0"/>
+          <w:numId w:val="6"/>
+        </w:numPr>
+      </w:pPr>
+      <w:r>
+        <w:t>Пароль должен быть не короче 6 символов.</w:t>
+      </w:r>
+    </w:p>
+    <w:p>
+      <w:pPr>
+        <w:numPr>
+          <w:ilvl w:val="0"/>
+          <w:numId w:val="6"/>
+        </w:numPr>
+      </w:pPr>
+      <w:r>
+        <w:t>Распознавание работает только с загруженным фото.</w:t>
+      </w:r>
+    </w:p>
+    <w:p>
+      <w:pPr>
+        <w:numPr>
+          <w:ilvl w:val="0"/>
+          <w:numId w:val="6"/>
+        </w:numPr>
+      </w:pPr>
+      <w:r>
+        <w:t>Если фото не выбрано — кнопка распознавания неактивна.</w:t>
+      </w:r>
+    </w:p>
+    <w:p>
+      <w:pPr>
+        <w:numPr>
+          <w:ilvl w:val="0"/>
+          <w:numId w:val="6"/>
+        </w:numPr>
+      </w:pPr>
+      <w:r>
+        <w:t>Удалить из избранного может только тот пользователь, который добавил.</w:t>
+      </w:r>
+    </w:p>
+    <w:p/>
+    <w:p>
+      <w:pPr>
+        <w:ind w:firstLine="0"/>
+        <w:jc w:val="center"/>
+        <w:rPr>
+          <w:b/>
+          <w:bCs/>
+        </w:rPr>
+      </w:pPr>
+      <w:r>
+        <w:rPr>
+          <w:b/>
+          <w:bCs/>
+        </w:rPr>
+        <w:lastRenderedPageBreak/>
+        <w:t>3. Определение границ (Boundaries)</w:t>
+      </w:r>
+    </w:p>
+    <w:p>
+      <w:r>
+        <w:rPr>
+          <w:b/>
+          <w:bCs/>
+        </w:rPr>
+        <w:t>Где проходит граница между внешним и внутренним?</w:t>
+      </w:r>
+    </w:p>
+    <w:p>
+      <w:pPr>
+        <w:rPr>
+          <w:i/>
+          <w:iCs/>
+        </w:rPr>
+      </w:pPr>
+      <w:r>
+        <w:rPr>
+          <w:i/>
+          <w:iCs/>
+        </w:rPr>
+        <w:t>Внешнее (то, что вне приложения):</w:t>
+      </w:r>
+    </w:p>
+    <w:p>
+      <w:pPr>
+        <w:numPr>
+          <w:ilvl w:val="0"/>
+          <w:numId w:val="7"/>
+        </w:numPr>
+      </w:pPr>
+      <w:r>
+        <w:rPr>
+          <w:b/>
+          <w:bCs/>
+        </w:rPr>
+        <w:t>TheCatAPI</w:t>
+      </w:r>
+      <w:r>
+        <w:t xml:space="preserve"> — внешний сервер, отдаёт данные о породах в JSON.</w:t>
+      </w:r>
+    </w:p>
+    <w:p>
+      <w:pPr>
+        <w:numPr>
+          <w:ilvl w:val="0"/>
+          <w:numId w:val="7"/>
+        </w:numPr>
+      </w:pPr>
+      <w:r>
+        <w:rPr>
+          <w:b/>
+          <w:bCs/>
+        </w:rPr>
+        <w:t>Галерея телефона</w:t>
+      </w:r>
+      <w:r>
+        <w:t xml:space="preserve"> — оттуда пользователь берёт фото.</w:t>
+      </w:r>
+    </w:p>
+    <w:p>
+      <w:pPr>
+        <w:numPr>
+          <w:ilvl w:val="0"/>
+          <w:numId w:val="7"/>
+        </w:numPr>
+      </w:pPr>
+      <w:r>
+        <w:rPr>
+          <w:b/>
+          <w:bCs/>
+        </w:rPr>
+        <w:t>ML-модель</w:t>
+      </w:r>
+      <w:r>
+        <w:t xml:space="preserve"> — отдельный компонент, получает фото, отдаёт результат.</w:t>
+      </w:r>
+    </w:p>
+    <w:p>
+      <w:pPr>
+        <w:rPr>
+          <w:i/>
+          <w:iCs/>
+        </w:rPr>
+      </w:pPr>
+      <w:r>
+        <w:rPr>
+          <w:i/>
+          <w:iCs/>
+        </w:rPr>
+        <w:t>Внутреннее (то, что внутри приложения):</w:t>
+      </w:r>
+    </w:p>
+    <w:p>
+      <w:pPr>
+        <w:numPr>
+          <w:ilvl w:val="0"/>
+          <w:numId w:val="8"/>
+        </w:numPr>
+      </w:pPr>
+      <w:r>
+        <w:rPr>
+          <w:b/>
+          <w:bCs/>
+        </w:rPr>
+        <w:t>UI (экраны)</w:t>
+      </w:r>
+      <w:r>
+        <w:t xml:space="preserve"> — показывает данные пользователю.</w:t>
+      </w:r>
+    </w:p>
+    <w:p>
+      <w:pPr>
+        <w:numPr>
+          <w:ilvl w:val="0"/>
+          <w:numId w:val="8"/>
+        </w:numPr>
+      </w:pPr>
+      <w:r>
+        <w:rPr>
+          <w:b/>
+          <w:bCs/>
+        </w:rPr>
+        <w:t>Use Cases</w:t>
+      </w:r>
+      <w:r>
+        <w:t xml:space="preserve"> — бизнес-логика (добавить в избранное, распознать и т.д.).</w:t>
+      </w:r>
+    </w:p>
+    <w:p>
+      <w:pPr>
+        <w:numPr>
+          <w:ilvl w:val="0"/>
+          <w:numId w:val="8"/>
+        </w:numPr>
+      </w:pPr>
+      <w:r>
+        <w:rPr>
+          <w:b/>
+          <w:bCs/>
+        </w:rPr>
+        <w:t>Repository</w:t>
+      </w:r>
+      <w:r>
+        <w:t xml:space="preserve"> — посредник между приложением и данными.</w:t>
+      </w:r>
+    </w:p>
+    <w:p>
+      <w:pPr>
+        <w:numPr>
+          <w:ilvl w:val="0"/>
+          <w:numId w:val="8"/>
+        </w:numPr>
+      </w:pPr>
+      <w:r>
+        <w:rPr>
+          <w:b/>
+          <w:bCs/>
+        </w:rPr>
+        <w:t>База данных</w:t>
+      </w:r>
+      <w:r>
+        <w:t xml:space="preserve"> — хранит избранное и пользователей.</w:t>
+      </w:r>
+    </w:p>
+    <w:p/>
+    <w:p>
+      <w:r>
+        <w:rPr>
+          <w:b/>
+          <w:bCs/>
+        </w:rPr>
+        <w:t>Как приложение общается с внешним миром?</w:t>
+      </w:r>
+    </w:p>
+    <w:p>
+      <w:pPr>
+        <w:numPr>
+          <w:ilvl w:val="0"/>
+          <w:numId w:val="9"/>
+        </w:numPr>
+      </w:pPr>
+      <w:r>
+        <w:t>С TheCatAPI — через HTTP-запросы (интерфейс CatApiService).</w:t>
+      </w:r>
+    </w:p>
+    <w:p>
+      <w:pPr>
+        <w:numPr>
+          <w:ilvl w:val="0"/>
+          <w:numId w:val="9"/>
+        </w:numPr>
+      </w:pPr>
+      <w:r>
+        <w:t>С галереей — через системный запрос Intent (выбор фото).</w:t>
+      </w:r>
+    </w:p>
+    <w:p>
+      <w:pPr>
+        <w:numPr>
+          <w:ilvl w:val="0"/>
+          <w:numId w:val="9"/>
+        </w:numPr>
+      </w:pPr>
+      <w:r>
+        <w:t>С ML-моделью — через интерфейс BreedRecognizer.</w:t>
+      </w:r>
+    </w:p>
+    <w:p/>
+    <w:p>
+      <w:r>
+        <w:rPr>
+          <w:b/>
+          <w:bCs/>
+        </w:rPr>
+        <w:t>Что это даёт?</w:t>
+      </w:r>
+    </w:p>
+    <w:p>
+      <w:pPr>
+        <w:numPr>
+          <w:ilvl w:val="0"/>
+          <w:numId w:val="10"/>
+        </w:numPr>
+      </w:pPr>
+      <w:r>
+        <w:t>Бизнес-логика не знает, откуда приходят данные — из сети, из БД или от модели.</w:t>
+      </w:r>
+    </w:p>
+    <w:p>
+      <w:pPr>
+        <w:numPr>
+          <w:ilvl w:val="0"/>
+          <w:numId w:val="10"/>
+        </w:numPr>
+      </w:pPr>
+      <w:r>
+        <w:t>Любой внешний источник можно заменить, не трогая Use Cases.</w:t>
+      </w:r>
+    </w:p>
+    <w:p>
+      <w:pPr>
+        <w:numPr>
+          <w:ilvl w:val="0"/>
+          <w:numId w:val="10"/>
+        </w:numPr>
+      </w:pPr>
+      <w:r>
+        <w:t>Тестировать можно с заглушками (mock) вместо реальных сервисов.</w:t>
+      </w:r>
+    </w:p>
+    <w:p/>
+    <w:p>
+      <w:pPr>
+        <w:ind w:firstLine="0"/>
+        <w:jc w:val="center"/>
+        <w:rPr>
+          <w:b/>
+          <w:bCs/>
+        </w:rPr>
+      </w:pPr>
+      <w:r>
+        <w:rPr>
+          <w:b/>
+          <w:bCs/>
+        </w:rPr>
+        <w:t>4. Создание сценариев (Use Case Flow)</w:t>
+      </w:r>
+    </w:p>
+    <w:p>
+      <w:r>
+        <w:rPr>
+          <w:b/>
+          <w:bCs/>
+        </w:rPr>
+        <w:t>Какой основной поток операций?</w:t>
+      </w:r>
+    </w:p>
+    <w:p>
+      <w:r>
+        <w:rPr>
+          <w:b/>
+          <w:bCs/>
+        </w:rPr>
+        <w:t>Сценарий «Просмотр списка пород» (Гость):</w:t>
+      </w:r>
+    </w:p>
+    <w:p>
+      <w:pPr>
+        <w:numPr>
+          <w:ilvl w:val="0"/>
+          <w:numId w:val="11"/>
+        </w:numPr>
+      </w:pPr>
+      <w:r>
+        <w:t>Пользователь открывает приложение.</w:t>
+      </w:r>
+    </w:p>
+    <w:p>
+      <w:pPr>
+        <w:numPr>
+          <w:ilvl w:val="0"/>
+          <w:numId w:val="11"/>
+        </w:numPr>
+      </w:pPr>
+      <w:r>
+        <w:t>Система запрашивает список пород у TheCatAPI.</w:t>
+      </w:r>
+    </w:p>
+    <w:p>
+      <w:pPr>
+        <w:numPr>
+          <w:ilvl w:val="0"/>
+          <w:numId w:val="11"/>
+        </w:numPr>
+      </w:pPr>
+      <w:r>
+        <w:t>Система получает JSON и показывает карточки с фото.</w:t>
+      </w:r>
+    </w:p>
+    <w:p>
+      <w:pPr>
+        <w:numPr>
+          <w:ilvl w:val="0"/>
+          <w:numId w:val="11"/>
+        </w:numPr>
+      </w:pPr>
+      <w:r>
+        <w:t>Пользователь листает список.</w:t>
+      </w:r>
+    </w:p>
+    <w:p>
+      <w:r>
+        <w:rPr>
+          <w:b/>
+          <w:bCs/>
+        </w:rPr>
+        <w:lastRenderedPageBreak/>
+        <w:t>Сценарий «Регистрация»:</w:t>
+      </w:r>
+    </w:p>
+    <w:p>
+      <w:pPr>
+        <w:numPr>
+          <w:ilvl w:val="0"/>
+          <w:numId w:val="12"/>
+        </w:numPr>
+      </w:pPr>
+      <w:r>
+        <w:t>Пользователь нажимает «Зарегистрироваться».</w:t>
+      </w:r>
+    </w:p>
+    <w:p>
+      <w:pPr>
+        <w:numPr>
+          <w:ilvl w:val="0"/>
+          <w:numId w:val="12"/>
+        </w:numPr>
+      </w:pPr>
+      <w:r>
+        <w:t>Вводит email и пароль.</w:t>
+      </w:r>
+    </w:p>
+    <w:p>
+      <w:pPr>
+        <w:numPr>
+          <w:ilvl w:val="0"/>
+          <w:numId w:val="12"/>
+        </w:numPr>
+      </w:pPr>
+      <w:r>
+        <w:t>Система проверяет, что email не занят.</w:t>
+      </w:r>
+    </w:p>
+    <w:p>
+      <w:pPr>
+        <w:numPr>
+          <w:ilvl w:val="0"/>
+          <w:numId w:val="12"/>
+        </w:numPr>
+      </w:pPr>
+      <w:r>
+        <w:t>Система создаёт пользователя и открывает главный экран.</w:t>
+      </w:r>
+    </w:p>
+    <w:p>
+      <w:r>
+        <w:rPr>
+          <w:b/>
+          <w:bCs/>
+        </w:rPr>
+        <w:t>Сценарий «Добавление в избранное» (Авторизованный):</w:t>
+      </w:r>
+    </w:p>
+    <w:p>
+      <w:pPr>
+        <w:numPr>
+          <w:ilvl w:val="0"/>
+          <w:numId w:val="13"/>
+        </w:numPr>
+      </w:pPr>
+      <w:r>
+        <w:t>Пользователь открывает страницу породы.</w:t>
+      </w:r>
+    </w:p>
+    <w:p>
+      <w:pPr>
+        <w:numPr>
+          <w:ilvl w:val="0"/>
+          <w:numId w:val="13"/>
+        </w:numPr>
+      </w:pPr>
+      <w:r>
+        <w:t>Нажимает «В избранное».</w:t>
+      </w:r>
+    </w:p>
+    <w:p>
+      <w:pPr>
+        <w:numPr>
+          <w:ilvl w:val="0"/>
+          <w:numId w:val="13"/>
+        </w:numPr>
+      </w:pPr>
+      <w:r>
+        <w:t>Система сохраняет запись в БД.</w:t>
+      </w:r>
+    </w:p>
+    <w:p>
+      <w:pPr>
+        <w:numPr>
+          <w:ilvl w:val="0"/>
+          <w:numId w:val="13"/>
+        </w:numPr>
+      </w:pPr>
+      <w:r>
+        <w:t>Кнопка меняется на «Удалить из избранного».</w:t>
+      </w:r>
+    </w:p>
+    <w:p>
+      <w:r>
+        <w:rPr>
+          <w:b/>
+          <w:bCs/>
+        </w:rPr>
+        <w:t>Сценарий «Распознавание породы по фото» (Авторизованный):</w:t>
+      </w:r>
+    </w:p>
+    <w:p>
+      <w:pPr>
+        <w:numPr>
+          <w:ilvl w:val="0"/>
+          <w:numId w:val="14"/>
+        </w:numPr>
+      </w:pPr>
+      <w:r>
+        <w:t>Пользователь нажимает «Распознать породу».</w:t>
+      </w:r>
+    </w:p>
+    <w:p>
+      <w:pPr>
+        <w:numPr>
+          <w:ilvl w:val="0"/>
+          <w:numId w:val="14"/>
+        </w:numPr>
+      </w:pPr>
+      <w:r>
+        <w:t>Выбирает фото из галереи.</w:t>
+      </w:r>
+    </w:p>
+    <w:p>
+      <w:pPr>
+        <w:numPr>
+          <w:ilvl w:val="0"/>
+          <w:numId w:val="14"/>
+        </w:numPr>
+      </w:pPr>
+      <w:r>
+        <w:t>Система запускает ML-модель.</w:t>
+      </w:r>
+    </w:p>
+    <w:p>
+      <w:pPr>
+        <w:numPr>
+          <w:ilvl w:val="0"/>
+          <w:numId w:val="14"/>
+        </w:numPr>
+      </w:pPr>
+      <w:r>
+        <w:t>Модель возвращает название породы и вероятность.</w:t>
+      </w:r>
+    </w:p>
+    <w:p>
+      <w:pPr>
+        <w:numPr>
+          <w:ilvl w:val="0"/>
+          <w:numId w:val="14"/>
+        </w:numPr>
+      </w:pPr>
+      <w:r>
+        <w:t>Система показывает результат на экране.</w:t>
+      </w:r>
+    </w:p>
+    <w:p/>
+    <w:p>
+      <w:r>
+        <w:rPr>
+          <w:b/>
+          <w:bCs/>
+        </w:rPr>
+        <w:t>Какие условия или проверки должны выполняться?</w:t>
+      </w:r>
+    </w:p>
+    <w:p>
+      <w:pPr>
+        <w:numPr>
+          <w:ilvl w:val="0"/>
+          <w:numId w:val="15"/>
+        </w:numPr>
+      </w:pPr>
+      <w:r>
+        <w:t>Email не занят при регистрации.</w:t>
+      </w:r>
+    </w:p>
+    <w:p>
+      <w:pPr>
+        <w:numPr>
+          <w:ilvl w:val="0"/>
+          <w:numId w:val="15"/>
+        </w:numPr>
+      </w:pPr>
+      <w:r>
+        <w:t>Пароль не короче 6 символов.</w:t>
+      </w:r>
+    </w:p>
+    <w:p>
+      <w:pPr>
+        <w:numPr>
+          <w:ilvl w:val="0"/>
+          <w:numId w:val="15"/>
+        </w:numPr>
+      </w:pPr>
+      <w:r>
+        <w:t>Для добавления в избранное нужна авторизация.</w:t>
+      </w:r>
+    </w:p>
+    <w:p>
+      <w:pPr>
+        <w:numPr>
+          <w:ilvl w:val="0"/>
+          <w:numId w:val="15"/>
+        </w:numPr>
+      </w:pPr>
+      <w:r>
+        <w:t>Фото должно быть выбрано до запуска распознавания.</w:t>
+      </w:r>
+    </w:p>
+    <w:p/>
+    <w:p>
+      <w:r>
+        <w:rPr>
+          <w:b/>
+          <w:bCs/>
+        </w:rPr>
+        <w:t>Какие альтернативные или исключительные сценарии могут возникнуть?</w:t>
+      </w:r>
+    </w:p>
+    <w:p>
+      <w:pPr>
+        <w:numPr>
+          <w:ilvl w:val="0"/>
+          <w:numId w:val="16"/>
+        </w:numPr>
+      </w:pPr>
+      <w:r>
+        <w:t>Нет интернета → показать сообщение об ошибке.</w:t>
+      </w:r>
+    </w:p>
+    <w:p>
+      <w:pPr>
+        <w:numPr>
+          <w:ilvl w:val="0"/>
+          <w:numId w:val="16"/>
+        </w:numPr>
+      </w:pPr>
+      <w:r>
+        <w:t>TheCatAPI не отвечает → показать кэш или заглушку.</w:t>
+      </w:r>
+    </w:p>
+    <w:p>
+      <w:pPr>
+        <w:numPr>
+          <w:ilvl w:val="0"/>
+          <w:numId w:val="16"/>
+        </w:numPr>
+      </w:pPr>
+      <w:r>
+        <w:t>Фото не выбрано → кнопка распознавания неактивна.</w:t>
+      </w:r>
+    </w:p>
+    <w:p>
+      <w:pPr>
+        <w:numPr>
+          <w:ilvl w:val="0"/>
+          <w:numId w:val="16"/>
+        </w:numPr>
+      </w:pPr>
+      <w:r>
+        <w:t>Модель не уверена (низкая вероятность) → показать «Порода не определена».</w:t>
+      </w:r>
+    </w:p>
+    <w:p>
+      <w:pPr>
+        <w:numPr>
+          <w:ilvl w:val="0"/>
+          <w:numId w:val="16"/>
+        </w:numPr>
+      </w:pPr>
+      <w:r>
+        <w:lastRenderedPageBreak/>
+        <w:t>Порода уже в избранном → кнопка сразу показывает «Удалить».</w:t>
+      </w:r>
+    </w:p>
+    <w:p/>
+    <w:p>
+      <w:pPr>
+        <w:ind w:firstLine="0"/>
+        <w:jc w:val="center"/>
         <w:rPr>
           <w:b/>
           <w:bCs/>
           <w:lang w:val="en-US"/>
         </w:rPr>
-        <w:t xml:space="preserve"> </w:t>
-      </w:r>
-      <w:r>
-        <w:rPr>
-          <w:b/>
-          <w:bCs/>
-        </w:rPr>
-        <w:t>и</w:t>
-      </w:r>
+      </w:pPr>
       <w:r>
         <w:rPr>
           <w:b/>
           <w:bCs/>
           <w:lang w:val="en-US"/>
         </w:rPr>
-        <w:t xml:space="preserve"> </w:t>
+        <w:t xml:space="preserve">5. </w:t>
       </w:r>
       <w:r>
         <w:rPr>
           <w:b/>
           <w:bCs/>
         </w:rPr>
-        <w:t>контракты</w:t>
+        <w:t>Интерфейсы</w:t>
       </w:r>
       <w:r>
         <w:rPr>
@@ -1294,141 +1322,46 @@
           <w:bCs/>
           <w:lang w:val="en-US"/>
         </w:rPr>
-        <w:t xml:space="preserve"> (Interfaces and Contracts)</w:t>
-      </w:r>
-    </w:p>
-    <w:p>
+        <w:t xml:space="preserve"> </w:t>
+      </w:r>
       <w:r>
         <w:rPr>
           <w:b/>
           <w:bCs/>
         </w:rPr>
-        <w:t>Какие методы или функции необходимы для выполнения сценария?</w:t>
-      </w:r>
-    </w:p>
-    <w:p>
+        <w:t>и</w:t>
+      </w:r>
       <w:r>
         <w:rPr>
           <w:b/>
           <w:bCs/>
-        </w:rPr>
-        <w:t>Интерфейс для работы с породами (</w:t>
-      </w:r>
-      <w:r>
-        <w:t>CatRepository</w:t>
+          <w:lang w:val="en-US"/>
+        </w:rPr>
+        <w:t xml:space="preserve"> </w:t>
       </w:r>
       <w:r>
         <w:rPr>
           <w:b/>
           <w:bCs/>
         </w:rPr>
-        <w:t>):</w:t>
-      </w:r>
-    </w:p>
-    <w:p>
-      <w:pPr>
-        <w:numPr>
-          <w:ilvl w:val="0"/>
-          <w:numId w:val="17"/>
-        </w:numPr>
-      </w:pPr>
-      <w:proofErr w:type="gramStart"/>
-      <w:r>
-        <w:t>getAllBreeds(</w:t>
-      </w:r>
-      <w:proofErr w:type="gramEnd"/>
-      <w:r>
-        <w:t>) — получить список всех пород.</w:t>
-      </w:r>
-    </w:p>
-    <w:p>
-      <w:pPr>
-        <w:numPr>
-          <w:ilvl w:val="0"/>
-          <w:numId w:val="17"/>
-        </w:numPr>
-      </w:pPr>
-      <w:r>
-        <w:t>getBreedById(id) — получить одну породу по id.</w:t>
-      </w:r>
-    </w:p>
-    <w:p>
-      <w:pPr>
-        <w:numPr>
-          <w:ilvl w:val="0"/>
-          <w:numId w:val="17"/>
-        </w:numPr>
-      </w:pPr>
-      <w:r>
-        <w:t>searchBreeds(query) — найти породы по названию.</w:t>
-      </w:r>
-    </w:p>
-    <w:p>
+        <w:t>контракты</w:t>
+      </w:r>
       <w:r>
         <w:rPr>
           <w:b/>
           <w:bCs/>
-        </w:rPr>
-        <w:t>Интерфейс для избранного (</w:t>
-      </w:r>
-      <w:r>
-        <w:t>FavoriteRepository</w:t>
-      </w:r>
+          <w:lang w:val="en-US"/>
+        </w:rPr>
+        <w:t xml:space="preserve"> (Interfaces and Contracts)</w:t>
+      </w:r>
+    </w:p>
+    <w:p>
       <w:r>
         <w:rPr>
           <w:b/>
           <w:bCs/>
         </w:rPr>
-        <w:t>):</w:t>
-      </w:r>
-    </w:p>
-    <w:p>
-      <w:pPr>
-        <w:numPr>
-          <w:ilvl w:val="0"/>
-          <w:numId w:val="18"/>
-        </w:numPr>
-      </w:pPr>
-      <w:r>
-        <w:t>addToFavorites(breedId) — добавить в избранное.</w:t>
-      </w:r>
-    </w:p>
-    <w:p>
-      <w:pPr>
-        <w:numPr>
-          <w:ilvl w:val="0"/>
-          <w:numId w:val="18"/>
-        </w:numPr>
-      </w:pPr>
-      <w:r>
-        <w:t>removeFromFavorites(breedId) — удалить из избранного.</w:t>
-      </w:r>
-    </w:p>
-    <w:p>
-      <w:pPr>
-        <w:numPr>
-          <w:ilvl w:val="0"/>
-          <w:numId w:val="18"/>
-        </w:numPr>
-      </w:pPr>
-      <w:proofErr w:type="gramStart"/>
-      <w:r>
-        <w:t>getAllFavorites(</w:t>
-      </w:r>
-      <w:proofErr w:type="gramEnd"/>
-      <w:r>
-        <w:t>) — получить список избранных пород.</w:t>
-      </w:r>
-    </w:p>
-    <w:p>
-      <w:pPr>
-        <w:numPr>
-          <w:ilvl w:val="0"/>
-          <w:numId w:val="18"/>
-        </w:numPr>
-      </w:pPr>
-      <w:r>
-        <w:t>isFavorite(breedId) — проверить, в избранном ли порода.</w:t>
+        <w:t>Какие методы или функции необходимы для выполнения сценария?</w:t>
       </w:r>
     </w:p>
     <w:p>
@@ -1437,10 +1370,10 @@
           <w:b/>
           <w:bCs/>
         </w:rPr>
-        <w:t>Интерфейс для авторизации (</w:t>
-      </w:r>
-      <w:r>
-        <w:t>AuthRepository</w:t>
+        <w:t>Интерфейс для работы с породами (</w:t>
+      </w:r>
+      <w:r>
+        <w:t>CatRepository</w:t>
       </w:r>
       <w:r>
         <w:rPr>
@@ -1454,85 +1387,33 @@
       <w:pPr>
         <w:numPr>
           <w:ilvl w:val="0"/>
-          <w:numId w:val="19"/>
-        </w:numPr>
-        <w:rPr>
-          <w:lang w:val="en-US"/>
-        </w:rPr>
-      </w:pPr>
-      <w:proofErr w:type="gramStart"/>
-      <w:r>
-        <w:rPr>
-          <w:lang w:val="en-US"/>
-        </w:rPr>
-        <w:t>login(</w:t>
-      </w:r>
-      <w:proofErr w:type="gramEnd"/>
-      <w:r>
-        <w:rPr>
-          <w:lang w:val="en-US"/>
-        </w:rPr>
-        <w:t xml:space="preserve">email, password) — </w:t>
-      </w:r>
-      <w:r>
-        <w:t>войти</w:t>
-      </w:r>
-      <w:r>
-        <w:rPr>
-          <w:lang w:val="en-US"/>
-        </w:rPr>
-        <w:t xml:space="preserve"> </w:t>
-      </w:r>
-      <w:r>
-        <w:t>в</w:t>
-      </w:r>
-      <w:r>
-        <w:rPr>
-          <w:lang w:val="en-US"/>
-        </w:rPr>
-        <w:t xml:space="preserve"> </w:t>
-      </w:r>
-      <w:r>
-        <w:t>аккаунт</w:t>
-      </w:r>
-      <w:r>
-        <w:rPr>
-          <w:lang w:val="en-US"/>
-        </w:rPr>
-        <w:t>.</w:t>
-      </w:r>
-    </w:p>
-    <w:p>
-      <w:pPr>
-        <w:numPr>
-          <w:ilvl w:val="0"/>
-          <w:numId w:val="19"/>
-        </w:numPr>
-      </w:pPr>
-      <w:r>
-        <w:t>register(email, password) — зарегистрироваться.</w:t>
-      </w:r>
-    </w:p>
-    <w:p>
-      <w:pPr>
-        <w:numPr>
-          <w:ilvl w:val="0"/>
-          <w:numId w:val="19"/>
-        </w:numPr>
-      </w:pPr>
-      <w:r>
-        <w:t>logout() — выйти.</w:t>
-      </w:r>
-    </w:p>
-    <w:p>
-      <w:pPr>
-        <w:numPr>
-          <w:ilvl w:val="0"/>
-          <w:numId w:val="19"/>
-        </w:numPr>
-      </w:pPr>
-      <w:r>
-        <w:t>getCurrentUser() — получить текущего пользователя.</w:t>
+          <w:numId w:val="17"/>
+        </w:numPr>
+      </w:pPr>
+      <w:r>
+        <w:t>getAllBreeds() — получить список всех пород.</w:t>
+      </w:r>
+    </w:p>
+    <w:p>
+      <w:pPr>
+        <w:numPr>
+          <w:ilvl w:val="0"/>
+          <w:numId w:val="17"/>
+        </w:numPr>
+      </w:pPr>
+      <w:r>
+        <w:t>getBreedById(id) — получить одну породу по id.</w:t>
+      </w:r>
+    </w:p>
+    <w:p>
+      <w:pPr>
+        <w:numPr>
+          <w:ilvl w:val="0"/>
+          <w:numId w:val="17"/>
+        </w:numPr>
+      </w:pPr>
+      <w:r>
+        <w:t>searchBreeds(query) — найти породы по названию.</w:t>
       </w:r>
     </w:p>
     <w:p>
@@ -1541,10 +1422,10 @@
           <w:b/>
           <w:bCs/>
         </w:rPr>
-        <w:t>Интерфейс для внешнего API (</w:t>
-      </w:r>
-      <w:r>
-        <w:t>CatApiService</w:t>
+        <w:t>Интерфейс для избранного (</w:t>
+      </w:r>
+      <w:r>
+        <w:t>FavoriteRepository</w:t>
       </w:r>
       <w:r>
         <w:rPr>
@@ -1558,35 +1439,44 @@
       <w:pPr>
         <w:numPr>
           <w:ilvl w:val="0"/>
-          <w:numId w:val="20"/>
-        </w:numPr>
-        <w:rPr>
-          <w:lang w:val="en-US"/>
-        </w:rPr>
-      </w:pPr>
-      <w:r>
-        <w:rPr>
-          <w:lang w:val="en-US"/>
-        </w:rPr>
-        <w:t>getBreeds() — HTTP-</w:t>
-      </w:r>
-      <w:r>
-        <w:t>запрос</w:t>
-      </w:r>
-      <w:r>
-        <w:rPr>
-          <w:lang w:val="en-US"/>
-        </w:rPr>
-        <w:t xml:space="preserve"> </w:t>
-      </w:r>
-      <w:r>
-        <w:t>к</w:t>
-      </w:r>
-      <w:r>
-        <w:rPr>
-          <w:lang w:val="en-US"/>
-        </w:rPr>
-        <w:t xml:space="preserve"> TheCatAPI.</w:t>
+          <w:numId w:val="18"/>
+        </w:numPr>
+      </w:pPr>
+      <w:r>
+        <w:t>addToFavorites(breedId) — добавить в избранное.</w:t>
+      </w:r>
+    </w:p>
+    <w:p>
+      <w:pPr>
+        <w:numPr>
+          <w:ilvl w:val="0"/>
+          <w:numId w:val="18"/>
+        </w:numPr>
+      </w:pPr>
+      <w:r>
+        <w:t>removeFromFavorites(breedId) — удалить из избранного.</w:t>
+      </w:r>
+    </w:p>
+    <w:p>
+      <w:pPr>
+        <w:numPr>
+          <w:ilvl w:val="0"/>
+          <w:numId w:val="18"/>
+        </w:numPr>
+      </w:pPr>
+      <w:r>
+        <w:t>getAllFavorites() — получить список избранных пород.</w:t>
+      </w:r>
+    </w:p>
+    <w:p>
+      <w:pPr>
+        <w:numPr>
+          <w:ilvl w:val="0"/>
+          <w:numId w:val="18"/>
+        </w:numPr>
+      </w:pPr>
+      <w:r>
+        <w:t>isFavorite(breedId) — проверить, в избранном ли порода.</w:t>
       </w:r>
     </w:p>
     <w:p>
@@ -1595,10 +1485,10 @@
           <w:b/>
           <w:bCs/>
         </w:rPr>
-        <w:t>Интерфейс для ML (</w:t>
-      </w:r>
-      <w:r>
-        <w:t>BreedRecognizer</w:t>
+        <w:t>Интерфейс для авторизации (</w:t>
+      </w:r>
+      <w:r>
+        <w:t>AuthRepository</w:t>
       </w:r>
       <w:r>
         <w:rPr>
@@ -1612,6 +1502,156 @@
       <w:pPr>
         <w:numPr>
           <w:ilvl w:val="0"/>
+          <w:numId w:val="19"/>
+        </w:numPr>
+        <w:rPr>
+          <w:lang w:val="en-US"/>
+        </w:rPr>
+      </w:pPr>
+      <w:r>
+        <w:rPr>
+          <w:lang w:val="en-US"/>
+        </w:rPr>
+        <w:t xml:space="preserve">login(email, password) — </w:t>
+      </w:r>
+      <w:r>
+        <w:t>войти</w:t>
+      </w:r>
+      <w:r>
+        <w:rPr>
+          <w:lang w:val="en-US"/>
+        </w:rPr>
+        <w:t xml:space="preserve"> </w:t>
+      </w:r>
+      <w:r>
+        <w:t>в</w:t>
+      </w:r>
+      <w:r>
+        <w:rPr>
+          <w:lang w:val="en-US"/>
+        </w:rPr>
+        <w:t xml:space="preserve"> </w:t>
+      </w:r>
+      <w:r>
+        <w:t>аккаунт</w:t>
+      </w:r>
+      <w:r>
+        <w:rPr>
+          <w:lang w:val="en-US"/>
+        </w:rPr>
+        <w:t>.</w:t>
+      </w:r>
+    </w:p>
+    <w:p>
+      <w:pPr>
+        <w:numPr>
+          <w:ilvl w:val="0"/>
+          <w:numId w:val="19"/>
+        </w:numPr>
+      </w:pPr>
+      <w:r>
+        <w:t>register(email, password) — зарегистрироваться.</w:t>
+      </w:r>
+    </w:p>
+    <w:p>
+      <w:pPr>
+        <w:numPr>
+          <w:ilvl w:val="0"/>
+          <w:numId w:val="19"/>
+        </w:numPr>
+      </w:pPr>
+      <w:r>
+        <w:t>logout() — выйти.</w:t>
+      </w:r>
+    </w:p>
+    <w:p>
+      <w:pPr>
+        <w:numPr>
+          <w:ilvl w:val="0"/>
+          <w:numId w:val="19"/>
+        </w:numPr>
+      </w:pPr>
+      <w:r>
+        <w:t>getCurrentUser() — получить текущего пользователя.</w:t>
+      </w:r>
+    </w:p>
+    <w:p>
+      <w:r>
+        <w:rPr>
+          <w:b/>
+          <w:bCs/>
+        </w:rPr>
+        <w:t>Интерфейс для внешнего API (</w:t>
+      </w:r>
+      <w:r>
+        <w:t>CatApiService</w:t>
+      </w:r>
+      <w:r>
+        <w:rPr>
+          <w:b/>
+          <w:bCs/>
+        </w:rPr>
+        <w:t>):</w:t>
+      </w:r>
+    </w:p>
+    <w:p>
+      <w:pPr>
+        <w:numPr>
+          <w:ilvl w:val="0"/>
+          <w:numId w:val="20"/>
+        </w:numPr>
+        <w:rPr>
+          <w:lang w:val="en-US"/>
+        </w:rPr>
+      </w:pPr>
+      <w:r>
+        <w:rPr>
+          <w:lang w:val="en-US"/>
+        </w:rPr>
+        <w:t>getBreeds() — HTTP-</w:t>
+      </w:r>
+      <w:r>
+        <w:t>запрос</w:t>
+      </w:r>
+      <w:r>
+        <w:rPr>
+          <w:lang w:val="en-US"/>
+        </w:rPr>
+        <w:t xml:space="preserve"> </w:t>
+      </w:r>
+      <w:r>
+        <w:t>к</w:t>
+      </w:r>
+      <w:r>
+        <w:rPr>
+          <w:lang w:val="en-US"/>
+        </w:rPr>
+        <w:t xml:space="preserve"> TheCatAPI.</w:t>
+      </w:r>
+    </w:p>
+    <w:p>
+      <w:r>
+        <w:rPr>
+          <w:b/>
+          <w:bCs/>
+        </w:rPr>
+        <w:t>Интерфейс для ML (</w:t>
+      </w:r>
+      <w:r>
+        <w:t>BreedRecognizer</w:t>
+      </w:r>
+      <w:r>
+        <w:rPr>
+          <w:b/>
+          <w:bCs/>
+        </w:rPr>
+        <w:t>):</w:t>
+      </w:r>
+    </w:p>
+    <w:p>
+      <w:pPr>
+        <w:numPr>
+          <w:ilvl w:val="0"/>
           <w:numId w:val="21"/>
         </w:numPr>
       </w:pPr>
@@ -1698,6 +1738,7 @@
         </w:numPr>
       </w:pPr>
       <w:r>
+        <w:lastRenderedPageBreak/>
         <w:t>Фото не выбрано.</w:t>
       </w:r>
     </w:p>
@@ -1720,7 +1761,6 @@
         </w:numPr>
       </w:pPr>
       <w:r>
-        <w:lastRenderedPageBreak/>
         <w:t>Ошибка чтения/записи в БД.</w:t>
       </w:r>
     </w:p>
@@ -1976,6 +2016,7 @@
           <w:b/>
           <w:bCs/>
         </w:rPr>
+        <w:lastRenderedPageBreak/>
         <w:t>Какие зависимости нужно подменить заглушками?</w:t>
       </w:r>
     </w:p>
@@ -1992,7 +2033,6 @@
     </w:p>
     <w:p>
       <w:r>
-        <w:lastRenderedPageBreak/>
         <w:t>База данных (Room) — FakeFavoriteRepository хранит список в памяти</w:t>
       </w:r>
     </w:p>
@@ -2037,7 +2077,7 @@
                     </pic:cNvPicPr>
                   </pic:nvPicPr>
                   <pic:blipFill>
-                    <a:blip r:embed="rId5">
+                    <a:blip r:embed="rId7">
                       <a:extLst>
                         <a:ext uri="{28A0092B-C50C-407E-A947-70E740481C1C}">
                           <a14:useLocalDpi xmlns:a14="http://schemas.microsoft.com/office/drawing/2010/main" val="0"/>
@@ -2078,6 +2118,7 @@
         <w:rPr>
           <w:noProof/>
         </w:rPr>
+        <w:lastRenderedPageBreak/>
         <w:drawing>
           <wp:inline distT="0" distB="0" distL="0" distR="0" wp14:anchorId="548C74D9" wp14:editId="258A8036">
             <wp:extent cx="5935980" cy="2225040"/>
@@ -2096,7 +2137,7 @@
                     </pic:cNvPicPr>
                   </pic:nvPicPr>
                   <pic:blipFill>
-                    <a:blip r:embed="rId6" cstate="print">
+                    <a:blip r:embed="rId8" cstate="print">
                       <a:extLst>
                         <a:ext uri="{28A0092B-C50C-407E-A947-70E740481C1C}">
                           <a14:useLocalDpi xmlns:a14="http://schemas.microsoft.com/office/drawing/2010/main" val="0"/>
@@ -6750,6 +6791,29 @@
       <w:spacing w:val="5"/>
     </w:rPr>
   </w:style>
+  <w:style w:type="character" w:styleId="ae">
+    <w:name w:val="Hyperlink"/>
+    <w:basedOn w:val="a0"/>
+    <w:uiPriority w:val="99"/>
+    <w:unhideWhenUsed/>
+    <w:rsid w:val="008A390A"/>
+    <w:rPr>
+      <w:color w:val="0563C1" w:themeColor="hyperlink"/>
+      <w:u w:val="single"/>
+    </w:rPr>
+  </w:style>
+  <w:style w:type="character" w:styleId="af">
+    <w:name w:val="Unresolved Mention"/>
+    <w:basedOn w:val="a0"/>
+    <w:uiPriority w:val="99"/>
+    <w:semiHidden/>
+    <w:unhideWhenUsed/>
+    <w:rsid w:val="008A390A"/>
+    <w:rPr>
+      <w:color w:val="605E5C"/>
+      <w:shd w:val="clear" w:color="auto" w:fill="E1DFDD"/>
+    </w:rPr>
+  </w:style>
 </w:styles>
 </file>
 

--- a/1пр.docx
+++ b/1пр.docx
@@ -12,16 +12,26 @@
           <w:lang w:val="en-US"/>
         </w:rPr>
       </w:pPr>
-      <w:hyperlink r:id="rId5" w:history="1">
-        <w:r>
-          <w:rPr>
-            <w:rStyle w:val="ae"/>
-            <w:b/>
-            <w:bCs/>
-          </w:rPr>
-          <w:t>https://chat.deepseek.com/share/wy85ev86bnbyshnxum</w:t>
-        </w:r>
-      </w:hyperlink>
+      <w:r>
+        <w:fldChar w:fldCharType="begin"/>
+      </w:r>
+      <w:r>
+        <w:instrText>HYPERLINK "https://chat.deepseek.com/share/wy85ev86bnbyshnxum"</w:instrText>
+      </w:r>
+      <w:r>
+        <w:fldChar w:fldCharType="separate"/>
+      </w:r>
+      <w:r>
+        <w:rPr>
+          <w:rStyle w:val="ae"/>
+          <w:b/>
+          <w:bCs/>
+        </w:rPr>
+        <w:t>https://chat.deepseek.com/share/wy85ev86bnbyshnxum</w:t>
+      </w:r>
+      <w:r>
+        <w:fldChar w:fldCharType="end"/>
+      </w:r>
       <w:r>
         <w:rPr>
           <w:b/>
@@ -40,7 +50,7 @@
           <w:lang w:val="en-US"/>
         </w:rPr>
       </w:pPr>
-      <w:hyperlink r:id="rId6" w:history="1">
+      <w:hyperlink r:id="rId5" w:history="1">
         <w:r>
           <w:rPr>
             <w:rStyle w:val="ae"/>
@@ -1390,8 +1400,13 @@
           <w:numId w:val="17"/>
         </w:numPr>
       </w:pPr>
-      <w:r>
-        <w:t>getAllBreeds() — получить список всех пород.</w:t>
+      <w:proofErr w:type="gramStart"/>
+      <w:r>
+        <w:t>getAllBreeds(</w:t>
+      </w:r>
+      <w:proofErr w:type="gramEnd"/>
+      <w:r>
+        <w:t>) — получить список всех пород.</w:t>
       </w:r>
     </w:p>
     <w:p>
@@ -1464,8 +1479,13 @@
           <w:numId w:val="18"/>
         </w:numPr>
       </w:pPr>
-      <w:r>
-        <w:t>getAllFavorites() — получить список избранных пород.</w:t>
+      <w:proofErr w:type="gramStart"/>
+      <w:r>
+        <w:t>getAllFavorites(</w:t>
+      </w:r>
+      <w:proofErr w:type="gramEnd"/>
+      <w:r>
+        <w:t>) — получить список избранных пород.</w:t>
       </w:r>
     </w:p>
     <w:p>
@@ -1508,11 +1528,19 @@
           <w:lang w:val="en-US"/>
         </w:rPr>
       </w:pPr>
+      <w:proofErr w:type="gramStart"/>
       <w:r>
         <w:rPr>
           <w:lang w:val="en-US"/>
         </w:rPr>
-        <w:t xml:space="preserve">login(email, password) — </w:t>
+        <w:t>login(</w:t>
+      </w:r>
+      <w:proofErr w:type="gramEnd"/>
+      <w:r>
+        <w:rPr>
+          <w:lang w:val="en-US"/>
+        </w:rPr>
+        <w:t xml:space="preserve">email, password) — </w:t>
       </w:r>
       <w:r>
         <w:t>войти</w:t>
@@ -1549,8 +1577,13 @@
           <w:numId w:val="19"/>
         </w:numPr>
       </w:pPr>
-      <w:r>
-        <w:t>register(email, password) — зарегистрироваться.</w:t>
+      <w:proofErr w:type="gramStart"/>
+      <w:r>
+        <w:t>register(</w:t>
+      </w:r>
+      <w:proofErr w:type="gramEnd"/>
+      <w:r>
+        <w:t>email, password) — зарегистрироваться.</w:t>
       </w:r>
     </w:p>
     <w:p>
@@ -1560,8 +1593,13 @@
           <w:numId w:val="19"/>
         </w:numPr>
       </w:pPr>
-      <w:r>
-        <w:t>logout() — выйти.</w:t>
+      <w:proofErr w:type="gramStart"/>
+      <w:r>
+        <w:t>logout(</w:t>
+      </w:r>
+      <w:proofErr w:type="gramEnd"/>
+      <w:r>
+        <w:t>) — выйти.</w:t>
       </w:r>
     </w:p>
     <w:p>
@@ -1571,8 +1609,13 @@
           <w:numId w:val="19"/>
         </w:numPr>
       </w:pPr>
-      <w:r>
-        <w:t>getCurrentUser() — получить текущего пользователя.</w:t>
+      <w:proofErr w:type="gramStart"/>
+      <w:r>
+        <w:t>getCurrentUser(</w:t>
+      </w:r>
+      <w:proofErr w:type="gramEnd"/>
+      <w:r>
+        <w:t>) — получить текущего пользователя.</w:t>
       </w:r>
     </w:p>
     <w:p>
@@ -1604,11 +1647,19 @@
           <w:lang w:val="en-US"/>
         </w:rPr>
       </w:pPr>
+      <w:proofErr w:type="gramStart"/>
       <w:r>
         <w:rPr>
           <w:lang w:val="en-US"/>
         </w:rPr>
-        <w:t>getBreeds() — HTTP-</w:t>
+        <w:t>getBreeds(</w:t>
+      </w:r>
+      <w:proofErr w:type="gramEnd"/>
+      <w:r>
+        <w:rPr>
+          <w:lang w:val="en-US"/>
+        </w:rPr>
+        <w:t>) — HTTP-</w:t>
       </w:r>
       <w:r>
         <w:t>запрос</w:t>
@@ -2077,7 +2128,7 @@
                     </pic:cNvPicPr>
                   </pic:nvPicPr>
                   <pic:blipFill>
-                    <a:blip r:embed="rId7">
+                    <a:blip r:embed="rId6">
                       <a:extLst>
                         <a:ext uri="{28A0092B-C50C-407E-A947-70E740481C1C}">
                           <a14:useLocalDpi xmlns:a14="http://schemas.microsoft.com/office/drawing/2010/main" val="0"/>
@@ -2137,7 +2188,7 @@
                     </pic:cNvPicPr>
                   </pic:nvPicPr>
                   <pic:blipFill>
-                    <a:blip r:embed="rId8" cstate="print">
+                    <a:blip r:embed="rId7" cstate="print">
                       <a:extLst>
                         <a:ext uri="{28A0092B-C50C-407E-A947-70E740481C1C}">
                           <a14:useLocalDpi xmlns:a14="http://schemas.microsoft.com/office/drawing/2010/main" val="0"/>
@@ -2161,6 +2212,48 @@
                     <a:ln>
                       <a:noFill/>
                     </a:ln>
+                  </pic:spPr>
+                </pic:pic>
+              </a:graphicData>
+            </a:graphic>
+          </wp:inline>
+        </w:drawing>
+      </w:r>
+    </w:p>
+    <w:p>
+      <w:pPr>
+        <w:ind w:firstLine="0"/>
+      </w:pPr>
+      <w:r>
+        <w:drawing>
+          <wp:inline distT="0" distB="0" distL="0" distR="0" wp14:anchorId="252227DF" wp14:editId="4CCAA9F0">
+            <wp:extent cx="5942330" cy="861695"/>
+            <wp:effectExtent l="0" t="0" r="1270" b="0"/>
+            <wp:docPr id="510029757" name="Рисунок 1"/>
+            <wp:cNvGraphicFramePr>
+              <a:graphicFrameLocks xmlns:a="http://schemas.openxmlformats.org/drawingml/2006/main" noChangeAspect="1"/>
+            </wp:cNvGraphicFramePr>
+            <a:graphic xmlns:a="http://schemas.openxmlformats.org/drawingml/2006/main">
+              <a:graphicData uri="http://schemas.openxmlformats.org/drawingml/2006/picture">
+                <pic:pic xmlns:pic="http://schemas.openxmlformats.org/drawingml/2006/picture">
+                  <pic:nvPicPr>
+                    <pic:cNvPr id="510029757" name=""/>
+                    <pic:cNvPicPr/>
+                  </pic:nvPicPr>
+                  <pic:blipFill>
+                    <a:blip r:embed="rId8"/>
+                    <a:stretch>
+                      <a:fillRect/>
+                    </a:stretch>
+                  </pic:blipFill>
+                  <pic:spPr>
+                    <a:xfrm>
+                      <a:off x="0" y="0"/>
+                      <a:ext cx="5942330" cy="861695"/>
+                    </a:xfrm>
+                    <a:prstGeom prst="rect">
+                      <a:avLst/>
+                    </a:prstGeom>
                   </pic:spPr>
                 </pic:pic>
               </a:graphicData>
